--- a/files/Incident_Timeline.docx
+++ b/files/Incident_Timeline.docx
@@ -10,21 +10,12 @@
         <w:rPr>
           <w:color w:val="1F4E78"/>
         </w:rPr>
-        <w:t>Incident Timeline — Incident Timeline</w:t>
+        <w:t>Incident Timeline Report - INC-2026-188 - Payments Queue Backlog</w:t>
       </w:r>
     </w:p>
     <w:p>
       <w:r>
-        <w:rPr>
-          <w:i/>
-        </w:rPr>
-        <w:t>Document owner: Incident Timeline Office</w:t>
-      </w:r>
-      <w:r>
-        <w:rPr>
-          <w:i/>
-        </w:rPr>
-        <w:t xml:space="preserve">  ·  Version: FY2025-A  ·  Classification: Internal — Working</w:t>
+        <w:t>Incident: INC-2026-188 | Severity: P2 | Detected: 11-May-2026 02:18 | Resolved: 11-May-2026 06:48 | IC: Hadar Caspit</w:t>
       </w:r>
     </w:p>
     <w:p>
@@ -32,17 +23,12 @@
         <w:pStyle w:val="Heading1"/>
       </w:pPr>
       <w:r>
-        <w:t>1. Executive Summary</w:t>
+        <w:t>1. Summary</w:t>
       </w:r>
     </w:p>
     <w:p>
       <w:r>
-        <w:t>This document is the working artefact for the incident timeline use case in the incident timeline domain. It is staged for a Microsoft 365 Copilot Cowork / Notebook demo and contains plausible (illustrative) figures, lists, and narratives — not real customer data. The numbers tie back to the companion spreadsheet of the same stem.</w:t>
-      </w:r>
-    </w:p>
-    <w:p>
-      <w:r>
-        <w:t>The intended demo flow: a incident timeline stakeholder asks Copilot to summarise, compare, draft, or distribute the contents of this file alongside related artefacts. Cowork fans the task out into 5 parallel sub-tasks (draft Word, draft email, schedule meeting, post Teams message, build action tracker). Notebook adds it as a source and answers grounded questions across all sources.</w:t>
+        <w:t>IBG outbound queue accumulated a backlog of 18,400 transactions due to silent failure on the payment-orchestrator-east cluster. No customer-facing failure; settlement delayed by up to 4 hours within cut-off window.</w:t>
       </w:r>
     </w:p>
     <w:p>
@@ -50,17 +36,492 @@
         <w:pStyle w:val="Heading1"/>
       </w:pPr>
       <w:r>
-        <w:t>2. Scenario &amp; Background</w:t>
+        <w:t>2. Detailed timeline</w:t>
+      </w:r>
+    </w:p>
+    <w:tbl>
+      <w:tblPr>
+        <w:tblStyle w:val="LightGrid-Accent1"/>
+        <w:tblW w:type="auto" w:w="0"/>
+        <w:tblLook w:firstColumn="1" w:firstRow="1" w:lastColumn="0" w:lastRow="0" w:noHBand="0" w:noVBand="1" w:val="04A0"/>
+      </w:tblPr>
+      <w:tblGrid>
+        <w:gridCol w:w="2160"/>
+        <w:gridCol w:w="2160"/>
+        <w:gridCol w:w="2160"/>
+        <w:gridCol w:w="2160"/>
+      </w:tblGrid>
+      <w:tr>
+        <w:tc>
+          <w:tcPr>
+            <w:tcW w:type="dxa" w:w="2160"/>
+          </w:tcPr>
+          <w:p>
+            <w:r>
+              <w:rPr>
+                <w:b/>
+              </w:rPr>
+              <w:t>Time</w:t>
+            </w:r>
+          </w:p>
+        </w:tc>
+        <w:tc>
+          <w:tcPr>
+            <w:tcW w:type="dxa" w:w="2160"/>
+          </w:tcPr>
+          <w:p>
+            <w:r>
+              <w:rPr>
+                <w:b/>
+              </w:rPr>
+              <w:t>Event</w:t>
+            </w:r>
+          </w:p>
+        </w:tc>
+        <w:tc>
+          <w:tcPr>
+            <w:tcW w:type="dxa" w:w="2160"/>
+          </w:tcPr>
+          <w:p>
+            <w:r>
+              <w:rPr>
+                <w:b/>
+              </w:rPr>
+              <w:t>Source</w:t>
+            </w:r>
+          </w:p>
+        </w:tc>
+        <w:tc>
+          <w:tcPr>
+            <w:tcW w:type="dxa" w:w="2160"/>
+          </w:tcPr>
+          <w:p>
+            <w:r>
+              <w:rPr>
+                <w:b/>
+              </w:rPr>
+              <w:t>Action</w:t>
+            </w:r>
+          </w:p>
+        </w:tc>
+      </w:tr>
+      <w:tr>
+        <w:tc>
+          <w:tcPr>
+            <w:tcW w:type="dxa" w:w="2160"/>
+          </w:tcPr>
+          <w:p>
+            <w:r>
+              <w:t>02:18</w:t>
+            </w:r>
+          </w:p>
+        </w:tc>
+        <w:tc>
+          <w:tcPr>
+            <w:tcW w:type="dxa" w:w="2160"/>
+          </w:tcPr>
+          <w:p>
+            <w:r>
+              <w:t>Queue depth alert &gt; 2,400 (warning)</w:t>
+            </w:r>
+          </w:p>
+        </w:tc>
+        <w:tc>
+          <w:tcPr>
+            <w:tcW w:type="dxa" w:w="2160"/>
+          </w:tcPr>
+          <w:p>
+            <w:r>
+              <w:t>Datadog</w:t>
+            </w:r>
+          </w:p>
+        </w:tc>
+        <w:tc>
+          <w:tcPr>
+            <w:tcW w:type="dxa" w:w="2160"/>
+          </w:tcPr>
+          <w:p>
+            <w:r>
+              <w:t>Auto-page on-call</w:t>
+            </w:r>
+          </w:p>
+        </w:tc>
+      </w:tr>
+      <w:tr>
+        <w:tc>
+          <w:tcPr>
+            <w:tcW w:type="dxa" w:w="2160"/>
+          </w:tcPr>
+          <w:p>
+            <w:r>
+              <w:t>02:24</w:t>
+            </w:r>
+          </w:p>
+        </w:tc>
+        <w:tc>
+          <w:tcPr>
+            <w:tcW w:type="dxa" w:w="2160"/>
+          </w:tcPr>
+          <w:p>
+            <w:r>
+              <w:t>Queue depth crossed 4,800 (critical)</w:t>
+            </w:r>
+          </w:p>
+        </w:tc>
+        <w:tc>
+          <w:tcPr>
+            <w:tcW w:type="dxa" w:w="2160"/>
+          </w:tcPr>
+          <w:p>
+            <w:r>
+              <w:t>Datadog</w:t>
+            </w:r>
+          </w:p>
+        </w:tc>
+        <w:tc>
+          <w:tcPr>
+            <w:tcW w:type="dxa" w:w="2160"/>
+          </w:tcPr>
+          <w:p>
+            <w:r>
+              <w:t>PagerDuty SRE</w:t>
+            </w:r>
+          </w:p>
+        </w:tc>
+      </w:tr>
+      <w:tr>
+        <w:tc>
+          <w:tcPr>
+            <w:tcW w:type="dxa" w:w="2160"/>
+          </w:tcPr>
+          <w:p>
+            <w:r>
+              <w:t>02:32</w:t>
+            </w:r>
+          </w:p>
+        </w:tc>
+        <w:tc>
+          <w:tcPr>
+            <w:tcW w:type="dxa" w:w="2160"/>
+          </w:tcPr>
+          <w:p>
+            <w:r>
+              <w:t>On-call Vijay acknowledged</w:t>
+            </w:r>
+          </w:p>
+        </w:tc>
+        <w:tc>
+          <w:tcPr>
+            <w:tcW w:type="dxa" w:w="2160"/>
+          </w:tcPr>
+          <w:p>
+            <w:r>
+              <w:t>PagerDuty</w:t>
+            </w:r>
+          </w:p>
+        </w:tc>
+        <w:tc>
+          <w:tcPr>
+            <w:tcW w:type="dxa" w:w="2160"/>
+          </w:tcPr>
+          <w:p>
+            <w:r>
+              <w:t>Bridge opened</w:t>
+            </w:r>
+          </w:p>
+        </w:tc>
+      </w:tr>
+      <w:tr>
+        <w:tc>
+          <w:tcPr>
+            <w:tcW w:type="dxa" w:w="2160"/>
+          </w:tcPr>
+          <w:p>
+            <w:r>
+              <w:t>02:48</w:t>
+            </w:r>
+          </w:p>
+        </w:tc>
+        <w:tc>
+          <w:tcPr>
+            <w:tcW w:type="dxa" w:w="2160"/>
+          </w:tcPr>
+          <w:p>
+            <w:r>
+              <w:t>Identified orchestrator-east not heart-beating</w:t>
+            </w:r>
+          </w:p>
+        </w:tc>
+        <w:tc>
+          <w:tcPr>
+            <w:tcW w:type="dxa" w:w="2160"/>
+          </w:tcPr>
+          <w:p>
+            <w:r>
+              <w:t>Investigation</w:t>
+            </w:r>
+          </w:p>
+        </w:tc>
+        <w:tc>
+          <w:tcPr>
+            <w:tcW w:type="dxa" w:w="2160"/>
+          </w:tcPr>
+          <w:p>
+            <w:r>
+              <w:t>Failover prepared</w:t>
+            </w:r>
+          </w:p>
+        </w:tc>
+      </w:tr>
+      <w:tr>
+        <w:tc>
+          <w:tcPr>
+            <w:tcW w:type="dxa" w:w="2160"/>
+          </w:tcPr>
+          <w:p>
+            <w:r>
+              <w:t>03:14</w:t>
+            </w:r>
+          </w:p>
+        </w:tc>
+        <w:tc>
+          <w:tcPr>
+            <w:tcW w:type="dxa" w:w="2160"/>
+          </w:tcPr>
+          <w:p>
+            <w:r>
+              <w:t>Failover to orchestrator-west</w:t>
+            </w:r>
+          </w:p>
+        </w:tc>
+        <w:tc>
+          <w:tcPr>
+            <w:tcW w:type="dxa" w:w="2160"/>
+          </w:tcPr>
+          <w:p>
+            <w:r>
+              <w:t>Manual</w:t>
+            </w:r>
+          </w:p>
+        </w:tc>
+        <w:tc>
+          <w:tcPr>
+            <w:tcW w:type="dxa" w:w="2160"/>
+          </w:tcPr>
+          <w:p>
+            <w:r>
+              <w:t>Backlog drain started</w:t>
+            </w:r>
+          </w:p>
+        </w:tc>
+      </w:tr>
+      <w:tr>
+        <w:tc>
+          <w:tcPr>
+            <w:tcW w:type="dxa" w:w="2160"/>
+          </w:tcPr>
+          <w:p>
+            <w:r>
+              <w:t>03:42</w:t>
+            </w:r>
+          </w:p>
+        </w:tc>
+        <w:tc>
+          <w:tcPr>
+            <w:tcW w:type="dxa" w:w="2160"/>
+          </w:tcPr>
+          <w:p>
+            <w:r>
+              <w:t>Backlog reduced to 8,200</w:t>
+            </w:r>
+          </w:p>
+        </w:tc>
+        <w:tc>
+          <w:tcPr>
+            <w:tcW w:type="dxa" w:w="2160"/>
+          </w:tcPr>
+          <w:p>
+            <w:r>
+              <w:t>Datadog</w:t>
+            </w:r>
+          </w:p>
+        </w:tc>
+        <w:tc>
+          <w:tcPr>
+            <w:tcW w:type="dxa" w:w="2160"/>
+          </w:tcPr>
+          <w:p>
+            <w:r>
+              <w:t>Continued drain</w:t>
+            </w:r>
+          </w:p>
+        </w:tc>
+      </w:tr>
+      <w:tr>
+        <w:tc>
+          <w:tcPr>
+            <w:tcW w:type="dxa" w:w="2160"/>
+          </w:tcPr>
+          <w:p>
+            <w:r>
+              <w:t>04:28</w:t>
+            </w:r>
+          </w:p>
+        </w:tc>
+        <w:tc>
+          <w:tcPr>
+            <w:tcW w:type="dxa" w:w="2160"/>
+          </w:tcPr>
+          <w:p>
+            <w:r>
+              <w:t>Backlog reduced to 1,400</w:t>
+            </w:r>
+          </w:p>
+        </w:tc>
+        <w:tc>
+          <w:tcPr>
+            <w:tcW w:type="dxa" w:w="2160"/>
+          </w:tcPr>
+          <w:p>
+            <w:r>
+              <w:t>Datadog</w:t>
+            </w:r>
+          </w:p>
+        </w:tc>
+        <w:tc>
+          <w:tcPr>
+            <w:tcW w:type="dxa" w:w="2160"/>
+          </w:tcPr>
+          <w:p>
+            <w:r>
+              <w:t>Within SLA</w:t>
+            </w:r>
+          </w:p>
+        </w:tc>
+      </w:tr>
+      <w:tr>
+        <w:tc>
+          <w:tcPr>
+            <w:tcW w:type="dxa" w:w="2160"/>
+          </w:tcPr>
+          <w:p>
+            <w:r>
+              <w:t>05:18</w:t>
+            </w:r>
+          </w:p>
+        </w:tc>
+        <w:tc>
+          <w:tcPr>
+            <w:tcW w:type="dxa" w:w="2160"/>
+          </w:tcPr>
+          <w:p>
+            <w:r>
+              <w:t>Backlog cleared to 240 (steady state)</w:t>
+            </w:r>
+          </w:p>
+        </w:tc>
+        <w:tc>
+          <w:tcPr>
+            <w:tcW w:type="dxa" w:w="2160"/>
+          </w:tcPr>
+          <w:p>
+            <w:r>
+              <w:t>Datadog</w:t>
+            </w:r>
+          </w:p>
+        </w:tc>
+        <w:tc>
+          <w:tcPr>
+            <w:tcW w:type="dxa" w:w="2160"/>
+          </w:tcPr>
+          <w:p>
+            <w:r>
+              <w:t>Monitoring</w:t>
+            </w:r>
+          </w:p>
+        </w:tc>
+      </w:tr>
+      <w:tr>
+        <w:tc>
+          <w:tcPr>
+            <w:tcW w:type="dxa" w:w="2160"/>
+          </w:tcPr>
+          <w:p>
+            <w:r>
+              <w:t>06:48</w:t>
+            </w:r>
+          </w:p>
+        </w:tc>
+        <w:tc>
+          <w:tcPr>
+            <w:tcW w:type="dxa" w:w="2160"/>
+          </w:tcPr>
+          <w:p>
+            <w:r>
+              <w:t>Sustained stable - incident closed</w:t>
+            </w:r>
+          </w:p>
+        </w:tc>
+        <w:tc>
+          <w:tcPr>
+            <w:tcW w:type="dxa" w:w="2160"/>
+          </w:tcPr>
+          <w:p>
+            <w:r>
+              <w:t>IC</w:t>
+            </w:r>
+          </w:p>
+        </w:tc>
+        <w:tc>
+          <w:tcPr>
+            <w:tcW w:type="dxa" w:w="2160"/>
+          </w:tcPr>
+          <w:p>
+            <w:r>
+              <w:t>Post-mortem scheduled</w:t>
+            </w:r>
+          </w:p>
+        </w:tc>
+      </w:tr>
+    </w:tbl>
+    <w:p>
+      <w:pPr>
+        <w:pStyle w:val="Heading1"/>
+      </w:pPr>
+      <w:r>
+        <w:t>3. Customer impact</w:t>
       </w:r>
     </w:p>
     <w:p>
+      <w:pPr>
+        <w:pStyle w:val="ListBullet"/>
+      </w:pPr>
       <w:r>
-        <w:t>The Group is mid-cycle on its FY2025 close and is rolling forward into FY2026 planning. The incident timeline portfolio has surfaced a mix of on-track lines and corrective items. This incident timeline captures the working position on those items so the Group office, the operating committee, and (where relevant) the regulator-facing officer can align on next steps.</w:t>
+        <w:t>Settlement delay 1-4 hours for 12,400 IBG transactions</w:t>
       </w:r>
     </w:p>
     <w:p>
+      <w:pPr>
+        <w:pStyle w:val="ListBullet"/>
+      </w:pPr>
       <w:r>
-        <w:t>The team has triangulated the working dataset against three peer benchmarks and against the regulator's published thresholds for the sector. Findings carried over from the prior cycle have been re-examined to test whether the original assumptions still hold under the FY2026 base case.</w:t>
+        <w:t>All transactions settled within next-day cut-off</w:t>
+      </w:r>
+    </w:p>
+    <w:p>
+      <w:pPr>
+        <w:pStyle w:val="ListBullet"/>
+      </w:pPr>
+      <w:r>
+        <w:t>Zero failed transactions; zero reversal</w:t>
+      </w:r>
+    </w:p>
+    <w:p>
+      <w:pPr>
+        <w:pStyle w:val="ListBullet"/>
+      </w:pPr>
+      <w:r>
+        <w:t>BNM threshold not breached (P2 - no mandatory notification)</w:t>
       </w:r>
     </w:p>
     <w:p>
@@ -68,200 +529,39 @@
         <w:pStyle w:val="Heading1"/>
       </w:pPr>
       <w:r>
-        <w:t>3. Detail &amp; Working</w:t>
+        <w:t>4. Action items</w:t>
       </w:r>
     </w:p>
     <w:p>
       <w:pPr>
-        <w:pStyle w:val="Heading2"/>
+        <w:pStyle w:val="ListNumber"/>
       </w:pPr>
       <w:r>
-        <w:t>3.1 Position at end of period</w:t>
-      </w:r>
-    </w:p>
-    <w:p>
-      <w:r>
-        <w:t>The closing position by unit / segment is captured in the Timeline Log tab of the companion workbook. Headline metrics — Detection mins, Triage mins, Containment mins — are within the agreed corridors for T-15, T-10, and T-5; outside the corridor for T0 and T+5; and under recovery monitoring for T+15.</w:t>
+        <w:t>Add heart-beat-failure alarm on orchestrator instances (currently only queue-depth alarm)</w:t>
       </w:r>
     </w:p>
     <w:p>
       <w:pPr>
-        <w:pStyle w:val="Heading2"/>
+        <w:pStyle w:val="ListNumber"/>
       </w:pPr>
       <w:r>
-        <w:t>3.2 Key drivers</w:t>
-      </w:r>
-    </w:p>
-    <w:p>
-      <w:r>
-        <w:t>The driver bridge (see Root-cause Bridge tab) attributes the FY25 variance to a balanced mix of volume / mix, pricing and discount discipline, cost base reset, capex re-baseline, working capital, regulatory provisions, FX and hedging, and productivity / automation. Each driver carries an owner and a status (on-track / at-risk / behind / recovered / mitigated).</w:t>
+        <w:t>Increase canary coverage from 10% to 25% to catch silent failures faster</w:t>
       </w:r>
     </w:p>
     <w:p>
       <w:pPr>
-        <w:pStyle w:val="Heading2"/>
+        <w:pStyle w:val="ListNumber"/>
       </w:pPr>
       <w:r>
-        <w:t>3.3 Sensitivities and assumptions</w:t>
-      </w:r>
-    </w:p>
-    <w:p>
-      <w:r>
-        <w:t>The base case assumes FY2026 macro inputs hold within plus/minus 50 basis points of the current corridor. The upside and downside scenarios stress the headline metrics by plus/minus two corridors and re-test the recovery plan owners against the stressed position. Key sensitivities: rate path, FX MYR/USD, commodity benchmarks, regulator timing, and customer concentration.</w:t>
+        <w:t>Quarterly DR drill includes orchestrator failover (currently annual)</w:t>
       </w:r>
     </w:p>
     <w:p>
       <w:pPr>
-        <w:pStyle w:val="Heading2"/>
+        <w:pStyle w:val="ListNumber"/>
       </w:pPr>
       <w:r>
-        <w:t>3.4 Open issues and unknowns</w:t>
-      </w:r>
-    </w:p>
-    <w:p>
-      <w:r>
-        <w:t>The watchlist (see Remediation Tracker tab) tracks 14 indicators flagged in the prior review. Eight are on-track, four are within five points of the threshold (watch), and two have breached and triggered the escalation protocol. Owners and remediation dates are recorded against each item.</w:t>
-      </w:r>
-    </w:p>
-    <w:p>
-      <w:pPr>
-        <w:pStyle w:val="Heading1"/>
-      </w:pPr>
-      <w:r>
-        <w:t>4. Recommended Actions</w:t>
-      </w:r>
-    </w:p>
-    <w:p>
-      <w:pPr>
-        <w:pStyle w:val="ListBullet"/>
-      </w:pPr>
-      <w:r>
-        <w:t>Confirm the incident timeline narrative with the Incident Timeline CFO before the Board cut-off.</w:t>
-      </w:r>
-    </w:p>
-    <w:p>
-      <w:pPr>
-        <w:pStyle w:val="ListBullet"/>
-      </w:pPr>
-      <w:r>
-        <w:t>Lock the assumption set for the recovery plan and circulate to the division MDs for sign-off.</w:t>
-      </w:r>
-    </w:p>
-    <w:p>
-      <w:pPr>
-        <w:pStyle w:val="ListBullet"/>
-      </w:pPr>
-      <w:r>
-        <w:t>Pre-brief the regulator-facing officer on the 30/60/90-day commitments.</w:t>
-      </w:r>
-    </w:p>
-    <w:p>
-      <w:pPr>
-        <w:pStyle w:val="ListBullet"/>
-      </w:pPr>
-      <w:r>
-        <w:t>Schedule the cross-functional review with risk, legal, IR, and procurement.</w:t>
-      </w:r>
-    </w:p>
-    <w:p>
-      <w:pPr>
-        <w:pStyle w:val="ListBullet"/>
-      </w:pPr>
-      <w:r>
-        <w:t>Capture decisions in the Group decision log with named owners, due dates, and tracking links.</w:t>
-      </w:r>
-    </w:p>
-    <w:p>
-      <w:pPr>
-        <w:pStyle w:val="ListBullet"/>
-      </w:pPr>
-      <w:r>
-        <w:t>Stand up a 5-day Cowork sprint to publish the variance brief, lender holding lines, IR Q&amp;A pack, and ExCo update.</w:t>
-      </w:r>
-    </w:p>
-    <w:p>
-      <w:pPr>
-        <w:pStyle w:val="Heading1"/>
-      </w:pPr>
-      <w:r>
-        <w:t>5. Appendix — Working dataset units</w:t>
-      </w:r>
-    </w:p>
-    <w:p>
-      <w:pPr>
-        <w:pStyle w:val="ListBullet"/>
-      </w:pPr>
-      <w:r>
-        <w:t>T-15</w:t>
-      </w:r>
-    </w:p>
-    <w:p>
-      <w:pPr>
-        <w:pStyle w:val="ListBullet"/>
-      </w:pPr>
-      <w:r>
-        <w:t>T-10</w:t>
-      </w:r>
-    </w:p>
-    <w:p>
-      <w:pPr>
-        <w:pStyle w:val="ListBullet"/>
-      </w:pPr>
-      <w:r>
-        <w:t>T-5</w:t>
-      </w:r>
-    </w:p>
-    <w:p>
-      <w:pPr>
-        <w:pStyle w:val="ListBullet"/>
-      </w:pPr>
-      <w:r>
-        <w:t>T0</w:t>
-      </w:r>
-    </w:p>
-    <w:p>
-      <w:pPr>
-        <w:pStyle w:val="ListBullet"/>
-      </w:pPr>
-      <w:r>
-        <w:t>T+5</w:t>
-      </w:r>
-    </w:p>
-    <w:p>
-      <w:pPr>
-        <w:pStyle w:val="ListBullet"/>
-      </w:pPr>
-      <w:r>
-        <w:t>T+15</w:t>
-      </w:r>
-    </w:p>
-    <w:p>
-      <w:pPr>
-        <w:pStyle w:val="ListBullet"/>
-      </w:pPr>
-      <w:r>
-        <w:t>T+30</w:t>
-      </w:r>
-    </w:p>
-    <w:p>
-      <w:pPr>
-        <w:pStyle w:val="ListBullet"/>
-      </w:pPr>
-      <w:r>
-        <w:t>T+60</w:t>
-      </w:r>
-    </w:p>
-    <w:p>
-      <w:pPr>
-        <w:pStyle w:val="Heading1"/>
-      </w:pPr>
-      <w:r>
-        <w:t>6. Sign-off &amp; Distribution</w:t>
-      </w:r>
-    </w:p>
-    <w:p>
-      <w:r>
-        <w:t>Prepared by: Incident Timeline Office  ·  Reviewed by: CFO  ·  Approved by: CEO  ·  Distributed to: Board, ExCo, Risk Committee, IR, Group Strategy.</w:t>
+        <w:t>Document orchestrator failover runbook + add to wartime kit</w:t>
       </w:r>
     </w:p>
     <w:sectPr>
@@ -637,6 +937,10 @@
     <w:name w:val="Normal"/>
     <w:qFormat/>
     <w:rsid w:val="00FC693F"/>
+    <w:rPr>
+      <w:rFonts w:ascii="Aptos" w:hAnsi="Aptos"/>
+      <w:sz w:val="22"/>
+    </w:rPr>
   </w:style>
   <w:style w:type="paragraph" w:styleId="Header">
     <w:name w:val="header"/>

--- a/files/Incident_Timeline.docx
+++ b/files/Incident_Timeline.docx
@@ -4,39 +4,62 @@
   <w:body>
     <w:p>
       <w:pPr>
-        <w:pStyle w:val="Title"/>
+        <w:pStyle w:val="Heading1"/>
       </w:pPr>
       <w:r>
         <w:rPr>
-          <w:color w:val="1F4E78"/>
+          <w:color w:val="0F4C81"/>
         </w:rPr>
-        <w:t>Incident Timeline Report - INC-2026-188 - Payments Queue Backlog</w:t>
+        <w:t>Incident Timeline — INC-2026-0418-001</w:t>
       </w:r>
     </w:p>
     <w:p>
       <w:r>
-        <w:t>Incident: INC-2026-188 | Severity: P2 | Detected: 11-May-2026 02:18 | Resolved: 11-May-2026 06:48 | IC: Hadar Caspit</w:t>
+        <w:rPr>
+          <w:i/>
+          <w:color w:val="6B7280"/>
+        </w:rPr>
+        <w:t>Zava Digital Operations · Severity: P1 (Major) · Customer-Impacting · Date: 2026-04-18</w:t>
       </w:r>
     </w:p>
     <w:p>
       <w:pPr>
-        <w:pStyle w:val="Heading1"/>
+        <w:pStyle w:val="Heading2"/>
       </w:pPr>
       <w:r>
-        <w:t>1. Summary</w:t>
+        <w:rPr>
+          <w:color w:val="1F2937"/>
+        </w:rPr>
+        <w:t>Incident Overview</w:t>
       </w:r>
     </w:p>
     <w:p>
       <w:r>
-        <w:t>IBG outbound queue accumulated a backlog of 18,400 transactions due to silent failure on the payment-orchestrator-east cluster. No customer-facing failure; settlement delayed by up to 4 hours within cut-off window.</w:t>
+        <w:rPr>
+          <w:b w:val="0"/>
+          <w:i w:val="0"/>
+        </w:rPr>
+        <w:t>Customer-facing digital banking platform experienced authentication failures and slow transaction confirmations for approximately 42 minutes between 14:18 and 15:00 MYT on 2026-04-18.</w:t>
+      </w:r>
+    </w:p>
+    <w:p>
+      <w:r>
+        <w:rPr>
+          <w:b w:val="0"/>
+          <w:i w:val="0"/>
+        </w:rPr>
+        <w:t>Estimated impact: ~62,000 active users affected; ~14,200 failed authentications; ~3,400 delayed transactions. No data loss. No financial impact to customer accounts. Regulator notified 16:08 (within 4h window).</w:t>
       </w:r>
     </w:p>
     <w:p>
       <w:pPr>
-        <w:pStyle w:val="Heading1"/>
+        <w:pStyle w:val="Heading2"/>
       </w:pPr>
       <w:r>
-        <w:t>2. Detailed timeline</w:t>
+        <w:rPr>
+          <w:color w:val="1F2937"/>
+        </w:rPr>
+        <w:t>Timeline (all times MYT)</w:t>
       </w:r>
     </w:p>
     <w:tbl>
@@ -112,7 +135,7 @@
           </w:tcPr>
           <w:p>
             <w:r>
-              <w:t>02:18</w:t>
+              <w:t>13:42</w:t>
             </w:r>
           </w:p>
         </w:tc>
@@ -122,7 +145,7 @@
           </w:tcPr>
           <w:p>
             <w:r>
-              <w:t>Queue depth alert &gt; 2,400 (warning)</w:t>
+              <w:t>Deployment of release v2026.04.18 to production</w:t>
             </w:r>
           </w:p>
         </w:tc>
@@ -132,7 +155,7 @@
           </w:tcPr>
           <w:p>
             <w:r>
-              <w:t>Datadog</w:t>
+              <w:t>Release pipeline</w:t>
             </w:r>
           </w:p>
         </w:tc>
@@ -142,7 +165,7 @@
           </w:tcPr>
           <w:p>
             <w:r>
-              <w:t>Auto-page on-call</w:t>
+              <w:t>Routine — passed all stage gates</w:t>
             </w:r>
           </w:p>
         </w:tc>
@@ -154,7 +177,7 @@
           </w:tcPr>
           <w:p>
             <w:r>
-              <w:t>02:24</w:t>
+              <w:t>14:18</w:t>
             </w:r>
           </w:p>
         </w:tc>
@@ -164,7 +187,7 @@
           </w:tcPr>
           <w:p>
             <w:r>
-              <w:t>Queue depth crossed 4,800 (critical)</w:t>
+              <w:t>First customer complaint (Twitter)</w:t>
             </w:r>
           </w:p>
         </w:tc>
@@ -174,7 +197,7 @@
           </w:tcPr>
           <w:p>
             <w:r>
-              <w:t>Datadog</w:t>
+              <w:t>Social listening</w:t>
             </w:r>
           </w:p>
         </w:tc>
@@ -184,7 +207,7 @@
           </w:tcPr>
           <w:p>
             <w:r>
-              <w:t>PagerDuty SRE</w:t>
+              <w:t>Triaged as anomaly</w:t>
             </w:r>
           </w:p>
         </w:tc>
@@ -196,7 +219,7 @@
           </w:tcPr>
           <w:p>
             <w:r>
-              <w:t>02:32</w:t>
+              <w:t>14:20</w:t>
             </w:r>
           </w:p>
         </w:tc>
@@ -206,7 +229,49 @@
           </w:tcPr>
           <w:p>
             <w:r>
-              <w:t>On-call Vijay acknowledged</w:t>
+              <w:t>Authentication service latency alert</w:t>
+            </w:r>
+          </w:p>
+        </w:tc>
+        <w:tc>
+          <w:tcPr>
+            <w:tcW w:type="dxa" w:w="2160"/>
+          </w:tcPr>
+          <w:p>
+            <w:r>
+              <w:t>Pager</w:t>
+            </w:r>
+          </w:p>
+        </w:tc>
+        <w:tc>
+          <w:tcPr>
+            <w:tcW w:type="dxa" w:w="2160"/>
+          </w:tcPr>
+          <w:p>
+            <w:r>
+              <w:t>On-call paged</w:t>
+            </w:r>
+          </w:p>
+        </w:tc>
+      </w:tr>
+      <w:tr>
+        <w:tc>
+          <w:tcPr>
+            <w:tcW w:type="dxa" w:w="2160"/>
+          </w:tcPr>
+          <w:p>
+            <w:r>
+              <w:t>14:22</w:t>
+            </w:r>
+          </w:p>
+        </w:tc>
+        <w:tc>
+          <w:tcPr>
+            <w:tcW w:type="dxa" w:w="2160"/>
+          </w:tcPr>
+          <w:p>
+            <w:r>
+              <w:t>On-call engineer acknowledges page</w:t>
             </w:r>
           </w:p>
         </w:tc>
@@ -226,7 +291,7 @@
           </w:tcPr>
           <w:p>
             <w:r>
-              <w:t>Bridge opened</w:t>
+              <w:t>—</w:t>
             </w:r>
           </w:p>
         </w:tc>
@@ -238,7 +303,7 @@
           </w:tcPr>
           <w:p>
             <w:r>
-              <w:t>02:48</w:t>
+              <w:t>14:25</w:t>
             </w:r>
           </w:p>
         </w:tc>
@@ -248,7 +313,7 @@
           </w:tcPr>
           <w:p>
             <w:r>
-              <w:t>Identified orchestrator-east not heart-beating</w:t>
+              <w:t>Incident channel opened — Severity P2</w:t>
             </w:r>
           </w:p>
         </w:tc>
@@ -258,7 +323,7 @@
           </w:tcPr>
           <w:p>
             <w:r>
-              <w:t>Investigation</w:t>
+              <w:t>Teams</w:t>
             </w:r>
           </w:p>
         </w:tc>
@@ -268,7 +333,7 @@
           </w:tcPr>
           <w:p>
             <w:r>
-              <w:t>Failover prepared</w:t>
+              <w:t>IM declared</w:t>
             </w:r>
           </w:p>
         </w:tc>
@@ -280,7 +345,7 @@
           </w:tcPr>
           <w:p>
             <w:r>
-              <w:t>03:14</w:t>
+              <w:t>14:28</w:t>
             </w:r>
           </w:p>
         </w:tc>
@@ -290,7 +355,7 @@
           </w:tcPr>
           <w:p>
             <w:r>
-              <w:t>Failover to orchestrator-west</w:t>
+              <w:t>Authentication queue saturation confirmed</w:t>
             </w:r>
           </w:p>
         </w:tc>
@@ -300,7 +365,7 @@
           </w:tcPr>
           <w:p>
             <w:r>
-              <w:t>Manual</w:t>
+              <w:t>Grafana</w:t>
             </w:r>
           </w:p>
         </w:tc>
@@ -310,7 +375,7 @@
           </w:tcPr>
           <w:p>
             <w:r>
-              <w:t>Backlog drain started</w:t>
+              <w:t>Dashboard</w:t>
             </w:r>
           </w:p>
         </w:tc>
@@ -322,7 +387,7 @@
           </w:tcPr>
           <w:p>
             <w:r>
-              <w:t>03:42</w:t>
+              <w:t>14:31</w:t>
             </w:r>
           </w:p>
         </w:tc>
@@ -332,7 +397,7 @@
           </w:tcPr>
           <w:p>
             <w:r>
-              <w:t>Backlog reduced to 8,200</w:t>
+              <w:t>Customer support tickets spike (38 in 3 min)</w:t>
             </w:r>
           </w:p>
         </w:tc>
@@ -342,7 +407,7 @@
           </w:tcPr>
           <w:p>
             <w:r>
-              <w:t>Datadog</w:t>
+              <w:t>Service Desk</w:t>
             </w:r>
           </w:p>
         </w:tc>
@@ -352,7 +417,7 @@
           </w:tcPr>
           <w:p>
             <w:r>
-              <w:t>Continued drain</w:t>
+              <w:t>Escalation</w:t>
             </w:r>
           </w:p>
         </w:tc>
@@ -364,7 +429,7 @@
           </w:tcPr>
           <w:p>
             <w:r>
-              <w:t>04:28</w:t>
+              <w:t>14:32</w:t>
             </w:r>
           </w:p>
         </w:tc>
@@ -374,7 +439,7 @@
           </w:tcPr>
           <w:p>
             <w:r>
-              <w:t>Backlog reduced to 1,400</w:t>
+              <w:t>Severity escalated to P1</w:t>
             </w:r>
           </w:p>
         </w:tc>
@@ -384,7 +449,7 @@
           </w:tcPr>
           <w:p>
             <w:r>
-              <w:t>Datadog</w:t>
+              <w:t>Teams</w:t>
             </w:r>
           </w:p>
         </w:tc>
@@ -394,7 +459,7 @@
           </w:tcPr>
           <w:p>
             <w:r>
-              <w:t>Within SLA</w:t>
+              <w:t>IM upgrades</w:t>
             </w:r>
           </w:p>
         </w:tc>
@@ -406,7 +471,7 @@
           </w:tcPr>
           <w:p>
             <w:r>
-              <w:t>05:18</w:t>
+              <w:t>14:35</w:t>
             </w:r>
           </w:p>
         </w:tc>
@@ -416,7 +481,7 @@
           </w:tcPr>
           <w:p>
             <w:r>
-              <w:t>Backlog cleared to 240 (steady state)</w:t>
+              <w:t>Customer Comms team activated</w:t>
             </w:r>
           </w:p>
         </w:tc>
@@ -426,7 +491,249 @@
           </w:tcPr>
           <w:p>
             <w:r>
-              <w:t>Datadog</w:t>
+              <w:t>Teams</w:t>
+            </w:r>
+          </w:p>
+        </w:tc>
+        <w:tc>
+          <w:tcPr>
+            <w:tcW w:type="dxa" w:w="2160"/>
+          </w:tcPr>
+          <w:p>
+            <w:r>
+              <w:t>Drafting status page</w:t>
+            </w:r>
+          </w:p>
+        </w:tc>
+      </w:tr>
+      <w:tr>
+        <w:tc>
+          <w:tcPr>
+            <w:tcW w:type="dxa" w:w="2160"/>
+          </w:tcPr>
+          <w:p>
+            <w:r>
+              <w:t>14:36</w:t>
+            </w:r>
+          </w:p>
+        </w:tc>
+        <w:tc>
+          <w:tcPr>
+            <w:tcW w:type="dxa" w:w="2160"/>
+          </w:tcPr>
+          <w:p>
+            <w:r>
+              <w:t>Decision: rollback v2026.04.18</w:t>
+            </w:r>
+          </w:p>
+        </w:tc>
+        <w:tc>
+          <w:tcPr>
+            <w:tcW w:type="dxa" w:w="2160"/>
+          </w:tcPr>
+          <w:p>
+            <w:r>
+              <w:t>IC + Tech Lead</w:t>
+            </w:r>
+          </w:p>
+        </w:tc>
+        <w:tc>
+          <w:tcPr>
+            <w:tcW w:type="dxa" w:w="2160"/>
+          </w:tcPr>
+          <w:p>
+            <w:r>
+              <w:t>Rollback initiated</w:t>
+            </w:r>
+          </w:p>
+        </w:tc>
+      </w:tr>
+      <w:tr>
+        <w:tc>
+          <w:tcPr>
+            <w:tcW w:type="dxa" w:w="2160"/>
+          </w:tcPr>
+          <w:p>
+            <w:r>
+              <w:t>14:38</w:t>
+            </w:r>
+          </w:p>
+        </w:tc>
+        <w:tc>
+          <w:tcPr>
+            <w:tcW w:type="dxa" w:w="2160"/>
+          </w:tcPr>
+          <w:p>
+            <w:r>
+              <w:t>Status page updated — Investigating</w:t>
+            </w:r>
+          </w:p>
+        </w:tc>
+        <w:tc>
+          <w:tcPr>
+            <w:tcW w:type="dxa" w:w="2160"/>
+          </w:tcPr>
+          <w:p>
+            <w:r>
+              <w:t>Atlassian Statuspage</w:t>
+            </w:r>
+          </w:p>
+        </w:tc>
+        <w:tc>
+          <w:tcPr>
+            <w:tcW w:type="dxa" w:w="2160"/>
+          </w:tcPr>
+          <w:p>
+            <w:r>
+              <w:t>—</w:t>
+            </w:r>
+          </w:p>
+        </w:tc>
+      </w:tr>
+      <w:tr>
+        <w:tc>
+          <w:tcPr>
+            <w:tcW w:type="dxa" w:w="2160"/>
+          </w:tcPr>
+          <w:p>
+            <w:r>
+              <w:t>14:42</w:t>
+            </w:r>
+          </w:p>
+        </w:tc>
+        <w:tc>
+          <w:tcPr>
+            <w:tcW w:type="dxa" w:w="2160"/>
+          </w:tcPr>
+          <w:p>
+            <w:r>
+              <w:t>Rollback initiated</w:t>
+            </w:r>
+          </w:p>
+        </w:tc>
+        <w:tc>
+          <w:tcPr>
+            <w:tcW w:type="dxa" w:w="2160"/>
+          </w:tcPr>
+          <w:p>
+            <w:r>
+              <w:t>Release pipeline</w:t>
+            </w:r>
+          </w:p>
+        </w:tc>
+        <w:tc>
+          <w:tcPr>
+            <w:tcW w:type="dxa" w:w="2160"/>
+          </w:tcPr>
+          <w:p>
+            <w:r>
+              <w:t>—</w:t>
+            </w:r>
+          </w:p>
+        </w:tc>
+      </w:tr>
+      <w:tr>
+        <w:tc>
+          <w:tcPr>
+            <w:tcW w:type="dxa" w:w="2160"/>
+          </w:tcPr>
+          <w:p>
+            <w:r>
+              <w:t>14:54</w:t>
+            </w:r>
+          </w:p>
+        </w:tc>
+        <w:tc>
+          <w:tcPr>
+            <w:tcW w:type="dxa" w:w="2160"/>
+          </w:tcPr>
+          <w:p>
+            <w:r>
+              <w:t>Rollback complete in 3 of 4 regions</w:t>
+            </w:r>
+          </w:p>
+        </w:tc>
+        <w:tc>
+          <w:tcPr>
+            <w:tcW w:type="dxa" w:w="2160"/>
+          </w:tcPr>
+          <w:p>
+            <w:r>
+              <w:t>Release pipeline</w:t>
+            </w:r>
+          </w:p>
+        </w:tc>
+        <w:tc>
+          <w:tcPr>
+            <w:tcW w:type="dxa" w:w="2160"/>
+          </w:tcPr>
+          <w:p>
+            <w:r>
+              <w:t>SG, MY, ID rolled back</w:t>
+            </w:r>
+          </w:p>
+        </w:tc>
+      </w:tr>
+      <w:tr>
+        <w:tc>
+          <w:tcPr>
+            <w:tcW w:type="dxa" w:w="2160"/>
+          </w:tcPr>
+          <w:p>
+            <w:r>
+              <w:t>14:58</w:t>
+            </w:r>
+          </w:p>
+        </w:tc>
+        <w:tc>
+          <w:tcPr>
+            <w:tcW w:type="dxa" w:w="2160"/>
+          </w:tcPr>
+          <w:p>
+            <w:r>
+              <w:t>Fourth region (PH) rolled back</w:t>
+            </w:r>
+          </w:p>
+        </w:tc>
+        <w:tc>
+          <w:tcPr>
+            <w:tcW w:type="dxa" w:w="2160"/>
+          </w:tcPr>
+          <w:p>
+            <w:r>
+              <w:t>Release pipeline</w:t>
+            </w:r>
+          </w:p>
+        </w:tc>
+        <w:tc>
+          <w:tcPr>
+            <w:tcW w:type="dxa" w:w="2160"/>
+          </w:tcPr>
+          <w:p>
+            <w:r>
+              <w:t>—</w:t>
+            </w:r>
+          </w:p>
+        </w:tc>
+      </w:tr>
+      <w:tr>
+        <w:tc>
+          <w:tcPr>
+            <w:tcW w:type="dxa" w:w="2160"/>
+          </w:tcPr>
+          <w:p>
+            <w:r>
+              <w:t>15:00</w:t>
+            </w:r>
+          </w:p>
+        </w:tc>
+        <w:tc>
+          <w:tcPr>
+            <w:tcW w:type="dxa" w:w="2160"/>
+          </w:tcPr>
+          <w:p>
+            <w:r>
+              <w:t>Authentication service nominal</w:t>
             </w:r>
           </w:p>
         </w:tc>
@@ -440,6 +747,16 @@
             </w:r>
           </w:p>
         </w:tc>
+        <w:tc>
+          <w:tcPr>
+            <w:tcW w:type="dxa" w:w="2160"/>
+          </w:tcPr>
+          <w:p>
+            <w:r>
+              <w:t>Recovery confirmed</w:t>
+            </w:r>
+          </w:p>
+        </w:tc>
       </w:tr>
       <w:tr>
         <w:tc>
@@ -448,7 +765,7 @@
           </w:tcPr>
           <w:p>
             <w:r>
-              <w:t>06:48</w:t>
+              <w:t>15:02</w:t>
             </w:r>
           </w:p>
         </w:tc>
@@ -458,7 +775,7 @@
           </w:tcPr>
           <w:p>
             <w:r>
-              <w:t>Sustained stable - incident closed</w:t>
+              <w:t>Status page updated — Monitoring</w:t>
             </w:r>
           </w:p>
         </w:tc>
@@ -468,7 +785,7 @@
           </w:tcPr>
           <w:p>
             <w:r>
-              <w:t>IC</w:t>
+              <w:t>Atlassian Statuspage</w:t>
             </w:r>
           </w:p>
         </w:tc>
@@ -478,90 +795,145 @@
           </w:tcPr>
           <w:p>
             <w:r>
-              <w:t>Post-mortem scheduled</w:t>
+              <w:t>—</w:t>
+            </w:r>
+          </w:p>
+        </w:tc>
+      </w:tr>
+      <w:tr>
+        <w:tc>
+          <w:tcPr>
+            <w:tcW w:type="dxa" w:w="2160"/>
+          </w:tcPr>
+          <w:p>
+            <w:r>
+              <w:t>15:38</w:t>
+            </w:r>
+          </w:p>
+        </w:tc>
+        <w:tc>
+          <w:tcPr>
+            <w:tcW w:type="dxa" w:w="2160"/>
+          </w:tcPr>
+          <w:p>
+            <w:r>
+              <w:t>Status page updated — Resolved</w:t>
+            </w:r>
+          </w:p>
+        </w:tc>
+        <w:tc>
+          <w:tcPr>
+            <w:tcW w:type="dxa" w:w="2160"/>
+          </w:tcPr>
+          <w:p>
+            <w:r>
+              <w:t>Atlassian Statuspage</w:t>
+            </w:r>
+          </w:p>
+        </w:tc>
+        <w:tc>
+          <w:tcPr>
+            <w:tcW w:type="dxa" w:w="2160"/>
+          </w:tcPr>
+          <w:p>
+            <w:r>
+              <w:t>—</w:t>
+            </w:r>
+          </w:p>
+        </w:tc>
+      </w:tr>
+      <w:tr>
+        <w:tc>
+          <w:tcPr>
+            <w:tcW w:type="dxa" w:w="2160"/>
+          </w:tcPr>
+          <w:p>
+            <w:r>
+              <w:t>16:08</w:t>
+            </w:r>
+          </w:p>
+        </w:tc>
+        <w:tc>
+          <w:tcPr>
+            <w:tcW w:type="dxa" w:w="2160"/>
+          </w:tcPr>
+          <w:p>
+            <w:r>
+              <w:t>Regulator notification submitted</w:t>
+            </w:r>
+          </w:p>
+        </w:tc>
+        <w:tc>
+          <w:tcPr>
+            <w:tcW w:type="dxa" w:w="2160"/>
+          </w:tcPr>
+          <w:p>
+            <w:r>
+              <w:t>Compliance</w:t>
+            </w:r>
+          </w:p>
+        </w:tc>
+        <w:tc>
+          <w:tcPr>
+            <w:tcW w:type="dxa" w:w="2160"/>
+          </w:tcPr>
+          <w:p>
+            <w:r>
+              <w:t>Filed within 4h window</w:t>
+            </w:r>
+          </w:p>
+        </w:tc>
+      </w:tr>
+      <w:tr>
+        <w:tc>
+          <w:tcPr>
+            <w:tcW w:type="dxa" w:w="2160"/>
+          </w:tcPr>
+          <w:p>
+            <w:r>
+              <w:t>18:00</w:t>
+            </w:r>
+          </w:p>
+        </w:tc>
+        <w:tc>
+          <w:tcPr>
+            <w:tcW w:type="dxa" w:w="2160"/>
+          </w:tcPr>
+          <w:p>
+            <w:r>
+              <w:t>War room debrief</w:t>
+            </w:r>
+          </w:p>
+        </w:tc>
+        <w:tc>
+          <w:tcPr>
+            <w:tcW w:type="dxa" w:w="2160"/>
+          </w:tcPr>
+          <w:p>
+            <w:r>
+              <w:t>Teams</w:t>
+            </w:r>
+          </w:p>
+        </w:tc>
+        <w:tc>
+          <w:tcPr>
+            <w:tcW w:type="dxa" w:w="2160"/>
+          </w:tcPr>
+          <w:p>
+            <w:r>
+              <w:t>Action items captured</w:t>
             </w:r>
           </w:p>
         </w:tc>
       </w:tr>
     </w:tbl>
     <w:p>
-      <w:pPr>
-        <w:pStyle w:val="Heading1"/>
-      </w:pPr>
       <w:r>
-        <w:t>3. Customer impact</w:t>
-      </w:r>
-    </w:p>
-    <w:p>
-      <w:pPr>
-        <w:pStyle w:val="ListBullet"/>
-      </w:pPr>
-      <w:r>
-        <w:t>Settlement delay 1-4 hours for 12,400 IBG transactions</w:t>
-      </w:r>
-    </w:p>
-    <w:p>
-      <w:pPr>
-        <w:pStyle w:val="ListBullet"/>
-      </w:pPr>
-      <w:r>
-        <w:t>All transactions settled within next-day cut-off</w:t>
-      </w:r>
-    </w:p>
-    <w:p>
-      <w:pPr>
-        <w:pStyle w:val="ListBullet"/>
-      </w:pPr>
-      <w:r>
-        <w:t>Zero failed transactions; zero reversal</w:t>
-      </w:r>
-    </w:p>
-    <w:p>
-      <w:pPr>
-        <w:pStyle w:val="ListBullet"/>
-      </w:pPr>
-      <w:r>
-        <w:t>BNM threshold not breached (P2 - no mandatory notification)</w:t>
-      </w:r>
-    </w:p>
-    <w:p>
-      <w:pPr>
-        <w:pStyle w:val="Heading1"/>
-      </w:pPr>
-      <w:r>
-        <w:t>4. Action items</w:t>
-      </w:r>
-    </w:p>
-    <w:p>
-      <w:pPr>
-        <w:pStyle w:val="ListNumber"/>
-      </w:pPr>
-      <w:r>
-        <w:t>Add heart-beat-failure alarm on orchestrator instances (currently only queue-depth alarm)</w:t>
-      </w:r>
-    </w:p>
-    <w:p>
-      <w:pPr>
-        <w:pStyle w:val="ListNumber"/>
-      </w:pPr>
-      <w:r>
-        <w:t>Increase canary coverage from 10% to 25% to catch silent failures faster</w:t>
-      </w:r>
-    </w:p>
-    <w:p>
-      <w:pPr>
-        <w:pStyle w:val="ListNumber"/>
-      </w:pPr>
-      <w:r>
-        <w:t>Quarterly DR drill includes orchestrator failover (currently annual)</w:t>
-      </w:r>
-    </w:p>
-    <w:p>
-      <w:pPr>
-        <w:pStyle w:val="ListNumber"/>
-      </w:pPr>
-      <w:r>
-        <w:t>Document orchestrator failover runbook + add to wartime kit</w:t>
+        <w:rPr>
+          <w:b w:val="0"/>
+          <w:i/>
+        </w:rPr>
+        <w:t>Incident Commander: Mod Admin (Group Digital Operations) · Tech Lead: Engineering Lead · Communications Lead: Sasha Ouellet (Group CoS)</w:t>
       </w:r>
     </w:p>
     <w:sectPr>
@@ -938,7 +1310,7 @@
     <w:qFormat/>
     <w:rsid w:val="00FC693F"/>
     <w:rPr>
-      <w:rFonts w:ascii="Aptos" w:hAnsi="Aptos"/>
+      <w:rFonts w:ascii="Calibri" w:hAnsi="Calibri"/>
       <w:sz w:val="22"/>
     </w:rPr>
   </w:style>

--- a/files/Incident_Timeline.docx
+++ b/files/Incident_Timeline.docx
@@ -4,62 +4,231 @@
   <w:body>
     <w:p>
       <w:pPr>
-        <w:pStyle w:val="Heading1"/>
+        <w:jc w:val="left"/>
       </w:pPr>
       <w:r>
         <w:rPr>
-          <w:color w:val="0F4C81"/>
+          <w:b/>
+          <w:color w:val="6B7280"/>
+          <w:sz w:val="18"/>
         </w:rPr>
-        <w:t>Incident Timeline — INC-2026-0418-001</w:t>
-      </w:r>
-    </w:p>
-    <w:p>
-      <w:r>
-        <w:rPr>
-          <w:i/>
-          <w:color w:val="6B7280"/>
-        </w:rPr>
-        <w:t>Zava Digital Operations · Severity: P1 (Major) · Customer-Impacting · Date: 2026-04-18</w:t>
+        <w:t>ZAVA CONGLOMERATE</w:t>
       </w:r>
     </w:p>
     <w:p>
       <w:pPr>
-        <w:pStyle w:val="Heading2"/>
+        <w:spacing w:after="40"/>
       </w:pPr>
       <w:r>
         <w:rPr>
-          <w:color w:val="1F2937"/>
+          <w:b/>
+          <w:color w:val="1F2D55"/>
+          <w:sz w:val="44"/>
         </w:rPr>
-        <w:t>Incident Overview</w:t>
-      </w:r>
-    </w:p>
-    <w:p>
-      <w:r>
-        <w:rPr>
-          <w:b w:val="0"/>
-          <w:i w:val="0"/>
-        </w:rPr>
-        <w:t>Customer-facing digital banking platform experienced authentication failures and slow transaction confirmations for approximately 42 minutes between 14:18 and 15:00 MYT on 2026-04-18.</w:t>
-      </w:r>
-    </w:p>
-    <w:p>
-      <w:r>
-        <w:rPr>
-          <w:b w:val="0"/>
-          <w:i w:val="0"/>
-        </w:rPr>
-        <w:t>Estimated impact: ~62,000 active users affected; ~14,200 failed authentications; ~3,400 delayed transactions. No data loss. No financial impact to customer accounts. Regulator notified 16:08 (within 4h window).</w:t>
+        <w:t>Incident Timeline</w:t>
       </w:r>
     </w:p>
     <w:p>
       <w:pPr>
-        <w:pStyle w:val="Heading2"/>
+        <w:spacing w:after="200"/>
       </w:pPr>
       <w:r>
         <w:rPr>
-          <w:color w:val="1F2937"/>
+          <w:i/>
+          <w:color w:val="4B5B7C"/>
+          <w:sz w:val="22"/>
         </w:rPr>
-        <w:t>Timeline (all times MYT)</w:t>
+        <w:t>Incident Postmortem · Restricted</w:t>
+      </w:r>
+    </w:p>
+    <w:p>
+      <w:pPr>
+        <w:spacing w:after="40"/>
+      </w:pPr>
+      <w:r>
+        <w:rPr>
+          <w:b/>
+          <w:color w:val="1F2D55"/>
+          <w:sz w:val="20"/>
+        </w:rPr>
+        <w:t xml:space="preserve">Incident reference:  </w:t>
+      </w:r>
+      <w:r>
+        <w:rPr>
+          <w:sz w:val="20"/>
+        </w:rPr>
+        <w:t>INC-2025-3165</w:t>
+      </w:r>
+    </w:p>
+    <w:p>
+      <w:pPr>
+        <w:spacing w:after="40"/>
+      </w:pPr>
+      <w:r>
+        <w:rPr>
+          <w:b/>
+          <w:color w:val="1F2D55"/>
+          <w:sz w:val="20"/>
+        </w:rPr>
+        <w:t xml:space="preserve">Severity:  </w:t>
+      </w:r>
+      <w:r>
+        <w:rPr>
+          <w:sz w:val="20"/>
+        </w:rPr>
+        <w:t>Sev-2 (Major)</w:t>
+      </w:r>
+    </w:p>
+    <w:p>
+      <w:pPr>
+        <w:spacing w:after="40"/>
+      </w:pPr>
+      <w:r>
+        <w:rPr>
+          <w:b/>
+          <w:color w:val="1F2D55"/>
+          <w:sz w:val="20"/>
+        </w:rPr>
+        <w:t xml:space="preserve">Detected:  </w:t>
+      </w:r>
+      <w:r>
+        <w:rPr>
+          <w:sz w:val="20"/>
+        </w:rPr>
+        <w:t>11 May 2026 · 02:14 KLT</w:t>
+      </w:r>
+    </w:p>
+    <w:p>
+      <w:pPr>
+        <w:spacing w:after="40"/>
+      </w:pPr>
+      <w:r>
+        <w:rPr>
+          <w:b/>
+          <w:color w:val="1F2D55"/>
+          <w:sz w:val="20"/>
+        </w:rPr>
+        <w:t xml:space="preserve">Resolved:  </w:t>
+      </w:r>
+      <w:r>
+        <w:rPr>
+          <w:sz w:val="20"/>
+        </w:rPr>
+        <w:t>10 May 2026 · 08:47 KLT</w:t>
+      </w:r>
+    </w:p>
+    <w:p>
+      <w:pPr>
+        <w:spacing w:after="40"/>
+      </w:pPr>
+      <w:r>
+        <w:rPr>
+          <w:b/>
+          <w:color w:val="1F2D55"/>
+          <w:sz w:val="20"/>
+        </w:rPr>
+        <w:t xml:space="preserve">Duration:  </w:t>
+      </w:r>
+      <w:r>
+        <w:rPr>
+          <w:sz w:val="20"/>
+        </w:rPr>
+        <w:t>4 hours 13 minutes</w:t>
+      </w:r>
+    </w:p>
+    <w:p>
+      <w:pPr>
+        <w:spacing w:after="40"/>
+      </w:pPr>
+      <w:r>
+        <w:rPr>
+          <w:b/>
+          <w:color w:val="1F2D55"/>
+          <w:sz w:val="20"/>
+        </w:rPr>
+        <w:t xml:space="preserve">Incident commander:  </w:t>
+      </w:r>
+      <w:r>
+        <w:rPr>
+          <w:sz w:val="20"/>
+        </w:rPr>
+        <w:t>Mod Admin (Group Strategy Director)</w:t>
+      </w:r>
+    </w:p>
+    <w:p>
+      <w:pPr>
+        <w:spacing w:after="40"/>
+      </w:pPr>
+      <w:r>
+        <w:rPr>
+          <w:b/>
+          <w:color w:val="1F2D55"/>
+          <w:sz w:val="20"/>
+        </w:rPr>
+        <w:t xml:space="preserve">Tech lead:  </w:t>
+      </w:r>
+      <w:r>
+        <w:rPr>
+          <w:sz w:val="20"/>
+        </w:rPr>
+        <w:t>Ahmad Faizal (Head of Platform Engineering)</w:t>
+      </w:r>
+    </w:p>
+    <w:p>
+      <w:pPr>
+        <w:spacing w:after="40"/>
+      </w:pPr>
+      <w:r>
+        <w:rPr>
+          <w:b/>
+          <w:color w:val="1F2D55"/>
+          <w:sz w:val="20"/>
+        </w:rPr>
+        <w:t xml:space="preserve">Source file:  </w:t>
+      </w:r>
+      <w:r>
+        <w:rPr>
+          <w:sz w:val="20"/>
+        </w:rPr>
+        <w:t>Incident_Timeline.docx</w:t>
+      </w:r>
+    </w:p>
+    <w:p>
+      <w:pPr>
+        <w:spacing w:before="240" w:after="80"/>
+      </w:pPr>
+      <w:r>
+        <w:rPr>
+          <w:b/>
+          <w:color w:val="1F2D55"/>
+          <w:sz w:val="26"/>
+        </w:rPr>
+        <w:t>Executive summary</w:t>
+      </w:r>
+    </w:p>
+    <w:p>
+      <w:pPr>
+        <w:spacing w:after="80"/>
+      </w:pPr>
+      <w:r>
+        <w:rPr>
+          <w:i w:val="0"/>
+          <w:sz w:val="20"/>
+        </w:rPr>
+        <w:t>On the date indicated above, a Sev-2 incident affected the SAP S/4HANA Finance platform between 02:14 and 08:47 KLT. Impact was limited to internal users (close-period processing and approvals); no customer-facing systems were affected. Root cause was identified as a misconfiguration during the scheduled maintenance window combined with an undocumented dependency in the approval-routing service. Six follow-up actions have been agreed; three are complete; three are tracked to closure by 30 June 2026.</w:t>
+      </w:r>
+    </w:p>
+    <w:p>
+      <w:pPr>
+        <w:spacing w:before="240" w:after="80"/>
+      </w:pPr>
+      <w:r>
+        <w:rPr>
+          <w:b/>
+          <w:color w:val="1F2D55"/>
+          <w:sz w:val="26"/>
+        </w:rPr>
+        <w:t>Timeline</w:t>
       </w:r>
     </w:p>
     <w:tbl>
@@ -69,33 +238,38 @@
         <w:tblLook w:firstColumn="1" w:firstRow="1" w:lastColumn="0" w:lastRow="0" w:noHBand="0" w:noVBand="1" w:val="04A0"/>
       </w:tblPr>
       <w:tblGrid>
-        <w:gridCol w:w="2160"/>
-        <w:gridCol w:w="2160"/>
-        <w:gridCol w:w="2160"/>
-        <w:gridCol w:w="2160"/>
+        <w:gridCol w:w="2880"/>
+        <w:gridCol w:w="2880"/>
+        <w:gridCol w:w="2880"/>
       </w:tblGrid>
       <w:tr>
         <w:tc>
           <w:tcPr>
-            <w:tcW w:type="dxa" w:w="2160"/>
+            <w:tcW w:type="dxa" w:w="2880"/>
+            <w:shd w:val="clear" w:color="auto" w:fill="1F2D55"/>
           </w:tcPr>
           <w:p>
             <w:r>
               <w:rPr>
                 <w:b/>
+                <w:color w:val="FFFFFF"/>
+                <w:sz w:val="18"/>
               </w:rPr>
-              <w:t>Time</w:t>
+              <w:t>Time (KLT)</w:t>
             </w:r>
           </w:p>
         </w:tc>
         <w:tc>
           <w:tcPr>
-            <w:tcW w:type="dxa" w:w="2160"/>
+            <w:tcW w:type="dxa" w:w="2880"/>
+            <w:shd w:val="clear" w:color="auto" w:fill="1F2D55"/>
           </w:tcPr>
           <w:p>
             <w:r>
               <w:rPr>
                 <w:b/>
+                <w:color w:val="FFFFFF"/>
+                <w:sz w:val="18"/>
               </w:rPr>
               <w:t>Event</w:t>
             </w:r>
@@ -103,27 +277,17 @@
         </w:tc>
         <w:tc>
           <w:tcPr>
-            <w:tcW w:type="dxa" w:w="2160"/>
+            <w:tcW w:type="dxa" w:w="2880"/>
+            <w:shd w:val="clear" w:color="auto" w:fill="1F2D55"/>
           </w:tcPr>
           <w:p>
             <w:r>
               <w:rPr>
                 <w:b/>
+                <w:color w:val="FFFFFF"/>
+                <w:sz w:val="18"/>
               </w:rPr>
-              <w:t>Source</w:t>
-            </w:r>
-          </w:p>
-        </w:tc>
-        <w:tc>
-          <w:tcPr>
-            <w:tcW w:type="dxa" w:w="2160"/>
-          </w:tcPr>
-          <w:p>
-            <w:r>
-              <w:rPr>
-                <w:b/>
-              </w:rPr>
-              <w:t>Action</w:t>
+              <w:t>Owner</w:t>
             </w:r>
           </w:p>
         </w:tc>
@@ -131,41 +295,40 @@
       <w:tr>
         <w:tc>
           <w:tcPr>
-            <w:tcW w:type="dxa" w:w="2160"/>
+            <w:tcW w:type="dxa" w:w="2880"/>
           </w:tcPr>
           <w:p>
             <w:r>
-              <w:t>13:42</w:t>
+              <w:rPr>
+                <w:sz w:val="18"/>
+              </w:rPr>
+              <w:t>02:14</w:t>
             </w:r>
           </w:p>
         </w:tc>
         <w:tc>
           <w:tcPr>
-            <w:tcW w:type="dxa" w:w="2160"/>
+            <w:tcW w:type="dxa" w:w="2880"/>
           </w:tcPr>
           <w:p>
             <w:r>
-              <w:t>Deployment of release v2026.04.18 to production</w:t>
+              <w:rPr>
+                <w:sz w:val="18"/>
+              </w:rPr>
+              <w:t>Monitoring alert triggered: approval-routing service 4xx error spike.</w:t>
             </w:r>
           </w:p>
         </w:tc>
         <w:tc>
           <w:tcPr>
-            <w:tcW w:type="dxa" w:w="2160"/>
+            <w:tcW w:type="dxa" w:w="2880"/>
           </w:tcPr>
           <w:p>
             <w:r>
-              <w:t>Release pipeline</w:t>
-            </w:r>
-          </w:p>
-        </w:tc>
-        <w:tc>
-          <w:tcPr>
-            <w:tcW w:type="dxa" w:w="2160"/>
-          </w:tcPr>
-          <w:p>
-            <w:r>
-              <w:t>Routine — passed all stage gates</w:t>
+              <w:rPr>
+                <w:sz w:val="18"/>
+              </w:rPr>
+              <w:t>Platform Eng on-call</w:t>
             </w:r>
           </w:p>
         </w:tc>
@@ -173,41 +336,40 @@
       <w:tr>
         <w:tc>
           <w:tcPr>
-            <w:tcW w:type="dxa" w:w="2160"/>
+            <w:tcW w:type="dxa" w:w="2880"/>
           </w:tcPr>
           <w:p>
             <w:r>
-              <w:t>14:18</w:t>
+              <w:rPr>
+                <w:sz w:val="18"/>
+              </w:rPr>
+              <w:t>02:18</w:t>
             </w:r>
           </w:p>
         </w:tc>
         <w:tc>
           <w:tcPr>
-            <w:tcW w:type="dxa" w:w="2160"/>
+            <w:tcW w:type="dxa" w:w="2880"/>
           </w:tcPr>
           <w:p>
             <w:r>
-              <w:t>First customer complaint (Twitter)</w:t>
+              <w:rPr>
+                <w:sz w:val="18"/>
+              </w:rPr>
+              <w:t>On-call engineer paged; investigation begun.</w:t>
             </w:r>
           </w:p>
         </w:tc>
         <w:tc>
           <w:tcPr>
-            <w:tcW w:type="dxa" w:w="2160"/>
+            <w:tcW w:type="dxa" w:w="2880"/>
           </w:tcPr>
           <w:p>
             <w:r>
-              <w:t>Social listening</w:t>
-            </w:r>
-          </w:p>
-        </w:tc>
-        <w:tc>
-          <w:tcPr>
-            <w:tcW w:type="dxa" w:w="2160"/>
-          </w:tcPr>
-          <w:p>
-            <w:r>
-              <w:t>Triaged as anomaly</w:t>
+              <w:rPr>
+                <w:sz w:val="18"/>
+              </w:rPr>
+              <w:t>Ahmad Faizal</w:t>
             </w:r>
           </w:p>
         </w:tc>
@@ -215,41 +377,40 @@
       <w:tr>
         <w:tc>
           <w:tcPr>
-            <w:tcW w:type="dxa" w:w="2160"/>
+            <w:tcW w:type="dxa" w:w="2880"/>
           </w:tcPr>
           <w:p>
             <w:r>
-              <w:t>14:20</w:t>
+              <w:rPr>
+                <w:sz w:val="18"/>
+              </w:rPr>
+              <w:t>02:33</w:t>
             </w:r>
           </w:p>
         </w:tc>
         <w:tc>
           <w:tcPr>
-            <w:tcW w:type="dxa" w:w="2160"/>
+            <w:tcW w:type="dxa" w:w="2880"/>
           </w:tcPr>
           <w:p>
             <w:r>
-              <w:t>Authentication service latency alert</w:t>
+              <w:rPr>
+                <w:sz w:val="18"/>
+              </w:rPr>
+              <w:t>Initial hypothesis: post-maintenance config drift.</w:t>
             </w:r>
           </w:p>
         </w:tc>
         <w:tc>
           <w:tcPr>
-            <w:tcW w:type="dxa" w:w="2160"/>
+            <w:tcW w:type="dxa" w:w="2880"/>
           </w:tcPr>
           <w:p>
             <w:r>
-              <w:t>Pager</w:t>
-            </w:r>
-          </w:p>
-        </w:tc>
-        <w:tc>
-          <w:tcPr>
-            <w:tcW w:type="dxa" w:w="2160"/>
-          </w:tcPr>
-          <w:p>
-            <w:r>
-              <w:t>On-call paged</w:t>
+              <w:rPr>
+                <w:sz w:val="18"/>
+              </w:rPr>
+              <w:t>Platform Eng</w:t>
             </w:r>
           </w:p>
         </w:tc>
@@ -257,41 +418,40 @@
       <w:tr>
         <w:tc>
           <w:tcPr>
-            <w:tcW w:type="dxa" w:w="2160"/>
+            <w:tcW w:type="dxa" w:w="2880"/>
           </w:tcPr>
           <w:p>
             <w:r>
-              <w:t>14:22</w:t>
+              <w:rPr>
+                <w:sz w:val="18"/>
+              </w:rPr>
+              <w:t>02:41</w:t>
             </w:r>
           </w:p>
         </w:tc>
         <w:tc>
           <w:tcPr>
-            <w:tcW w:type="dxa" w:w="2160"/>
+            <w:tcW w:type="dxa" w:w="2880"/>
           </w:tcPr>
           <w:p>
             <w:r>
-              <w:t>On-call engineer acknowledges page</w:t>
+              <w:rPr>
+                <w:sz w:val="18"/>
+              </w:rPr>
+              <w:t>Sev-2 declared; war-room opened (Teams + bridge).</w:t>
             </w:r>
           </w:p>
         </w:tc>
         <w:tc>
           <w:tcPr>
-            <w:tcW w:type="dxa" w:w="2160"/>
+            <w:tcW w:type="dxa" w:w="2880"/>
           </w:tcPr>
           <w:p>
             <w:r>
-              <w:t>PagerDuty</w:t>
-            </w:r>
-          </w:p>
-        </w:tc>
-        <w:tc>
-          <w:tcPr>
-            <w:tcW w:type="dxa" w:w="2160"/>
-          </w:tcPr>
-          <w:p>
-            <w:r>
-              <w:t>—</w:t>
+              <w:rPr>
+                <w:sz w:val="18"/>
+              </w:rPr>
+              <w:t>Incident Commander</w:t>
             </w:r>
           </w:p>
         </w:tc>
@@ -299,41 +459,40 @@
       <w:tr>
         <w:tc>
           <w:tcPr>
-            <w:tcW w:type="dxa" w:w="2160"/>
+            <w:tcW w:type="dxa" w:w="2880"/>
           </w:tcPr>
           <w:p>
             <w:r>
-              <w:t>14:25</w:t>
+              <w:rPr>
+                <w:sz w:val="18"/>
+              </w:rPr>
+              <w:t>02:55</w:t>
             </w:r>
           </w:p>
         </w:tc>
         <w:tc>
           <w:tcPr>
-            <w:tcW w:type="dxa" w:w="2160"/>
+            <w:tcW w:type="dxa" w:w="2880"/>
           </w:tcPr>
           <w:p>
             <w:r>
-              <w:t>Incident channel opened — Severity P2</w:t>
+              <w:rPr>
+                <w:sz w:val="18"/>
+              </w:rPr>
+              <w:t>User communication issued to Finance distribution list.</w:t>
             </w:r>
           </w:p>
         </w:tc>
         <w:tc>
           <w:tcPr>
-            <w:tcW w:type="dxa" w:w="2160"/>
+            <w:tcW w:type="dxa" w:w="2880"/>
           </w:tcPr>
           <w:p>
             <w:r>
-              <w:t>Teams</w:t>
-            </w:r>
-          </w:p>
-        </w:tc>
-        <w:tc>
-          <w:tcPr>
-            <w:tcW w:type="dxa" w:w="2160"/>
-          </w:tcPr>
-          <w:p>
-            <w:r>
-              <w:t>IM declared</w:t>
+              <w:rPr>
+                <w:sz w:val="18"/>
+              </w:rPr>
+              <w:t>Comms lead</w:t>
             </w:r>
           </w:p>
         </w:tc>
@@ -341,41 +500,40 @@
       <w:tr>
         <w:tc>
           <w:tcPr>
-            <w:tcW w:type="dxa" w:w="2160"/>
+            <w:tcW w:type="dxa" w:w="2880"/>
           </w:tcPr>
           <w:p>
             <w:r>
-              <w:t>14:28</w:t>
+              <w:rPr>
+                <w:sz w:val="18"/>
+              </w:rPr>
+              <w:t>03:24</w:t>
             </w:r>
           </w:p>
         </w:tc>
         <w:tc>
           <w:tcPr>
-            <w:tcW w:type="dxa" w:w="2160"/>
+            <w:tcW w:type="dxa" w:w="2880"/>
           </w:tcPr>
           <w:p>
             <w:r>
-              <w:t>Authentication queue saturation confirmed</w:t>
+              <w:rPr>
+                <w:sz w:val="18"/>
+              </w:rPr>
+              <w:t>Root cause confirmed: routing table missing entry post-deploy.</w:t>
             </w:r>
           </w:p>
         </w:tc>
         <w:tc>
           <w:tcPr>
-            <w:tcW w:type="dxa" w:w="2160"/>
+            <w:tcW w:type="dxa" w:w="2880"/>
           </w:tcPr>
           <w:p>
             <w:r>
-              <w:t>Grafana</w:t>
-            </w:r>
-          </w:p>
-        </w:tc>
-        <w:tc>
-          <w:tcPr>
-            <w:tcW w:type="dxa" w:w="2160"/>
-          </w:tcPr>
-          <w:p>
-            <w:r>
-              <w:t>Dashboard</w:t>
+              <w:rPr>
+                <w:sz w:val="18"/>
+              </w:rPr>
+              <w:t>Platform Eng</w:t>
             </w:r>
           </w:p>
         </w:tc>
@@ -383,41 +541,40 @@
       <w:tr>
         <w:tc>
           <w:tcPr>
-            <w:tcW w:type="dxa" w:w="2160"/>
+            <w:tcW w:type="dxa" w:w="2880"/>
           </w:tcPr>
           <w:p>
             <w:r>
-              <w:t>14:31</w:t>
+              <w:rPr>
+                <w:sz w:val="18"/>
+              </w:rPr>
+              <w:t>04:02</w:t>
             </w:r>
           </w:p>
         </w:tc>
         <w:tc>
           <w:tcPr>
-            <w:tcW w:type="dxa" w:w="2160"/>
+            <w:tcW w:type="dxa" w:w="2880"/>
           </w:tcPr>
           <w:p>
             <w:r>
-              <w:t>Customer support tickets spike (38 in 3 min)</w:t>
+              <w:rPr>
+                <w:sz w:val="18"/>
+              </w:rPr>
+              <w:t>Hotfix attempted (Plan A) — partial restoration.</w:t>
             </w:r>
           </w:p>
         </w:tc>
         <w:tc>
           <w:tcPr>
-            <w:tcW w:type="dxa" w:w="2160"/>
+            <w:tcW w:type="dxa" w:w="2880"/>
           </w:tcPr>
           <w:p>
             <w:r>
-              <w:t>Service Desk</w:t>
-            </w:r>
-          </w:p>
-        </w:tc>
-        <w:tc>
-          <w:tcPr>
-            <w:tcW w:type="dxa" w:w="2160"/>
-          </w:tcPr>
-          <w:p>
-            <w:r>
-              <w:t>Escalation</w:t>
+              <w:rPr>
+                <w:sz w:val="18"/>
+              </w:rPr>
+              <w:t>Platform Eng</w:t>
             </w:r>
           </w:p>
         </w:tc>
@@ -425,41 +582,40 @@
       <w:tr>
         <w:tc>
           <w:tcPr>
-            <w:tcW w:type="dxa" w:w="2160"/>
+            <w:tcW w:type="dxa" w:w="2880"/>
           </w:tcPr>
           <w:p>
             <w:r>
-              <w:t>14:32</w:t>
+              <w:rPr>
+                <w:sz w:val="18"/>
+              </w:rPr>
+              <w:t>05:14</w:t>
             </w:r>
           </w:p>
         </w:tc>
         <w:tc>
           <w:tcPr>
-            <w:tcW w:type="dxa" w:w="2160"/>
+            <w:tcW w:type="dxa" w:w="2880"/>
           </w:tcPr>
           <w:p>
             <w:r>
-              <w:t>Severity escalated to P1</w:t>
+              <w:rPr>
+                <w:sz w:val="18"/>
+              </w:rPr>
+              <w:t>Plan A rolled back; Plan B (config replay) initiated.</w:t>
             </w:r>
           </w:p>
         </w:tc>
         <w:tc>
           <w:tcPr>
-            <w:tcW w:type="dxa" w:w="2160"/>
+            <w:tcW w:type="dxa" w:w="2880"/>
           </w:tcPr>
           <w:p>
             <w:r>
-              <w:t>Teams</w:t>
-            </w:r>
-          </w:p>
-        </w:tc>
-        <w:tc>
-          <w:tcPr>
-            <w:tcW w:type="dxa" w:w="2160"/>
-          </w:tcPr>
-          <w:p>
-            <w:r>
-              <w:t>IM upgrades</w:t>
+              <w:rPr>
+                <w:sz w:val="18"/>
+              </w:rPr>
+              <w:t>Platform Eng</w:t>
             </w:r>
           </w:p>
         </w:tc>
@@ -467,41 +623,40 @@
       <w:tr>
         <w:tc>
           <w:tcPr>
-            <w:tcW w:type="dxa" w:w="2160"/>
+            <w:tcW w:type="dxa" w:w="2880"/>
           </w:tcPr>
           <w:p>
             <w:r>
-              <w:t>14:35</w:t>
+              <w:rPr>
+                <w:sz w:val="18"/>
+              </w:rPr>
+              <w:t>06:38</w:t>
             </w:r>
           </w:p>
         </w:tc>
         <w:tc>
           <w:tcPr>
-            <w:tcW w:type="dxa" w:w="2160"/>
+            <w:tcW w:type="dxa" w:w="2880"/>
           </w:tcPr>
           <w:p>
             <w:r>
-              <w:t>Customer Comms team activated</w:t>
+              <w:rPr>
+                <w:sz w:val="18"/>
+              </w:rPr>
+              <w:t>Plan B applied; routing service nominal.</w:t>
             </w:r>
           </w:p>
         </w:tc>
         <w:tc>
           <w:tcPr>
-            <w:tcW w:type="dxa" w:w="2160"/>
+            <w:tcW w:type="dxa" w:w="2880"/>
           </w:tcPr>
           <w:p>
             <w:r>
-              <w:t>Teams</w:t>
-            </w:r>
-          </w:p>
-        </w:tc>
-        <w:tc>
-          <w:tcPr>
-            <w:tcW w:type="dxa" w:w="2160"/>
-          </w:tcPr>
-          <w:p>
-            <w:r>
-              <w:t>Drafting status page</w:t>
+              <w:rPr>
+                <w:sz w:val="18"/>
+              </w:rPr>
+              <w:t>Platform Eng</w:t>
             </w:r>
           </w:p>
         </w:tc>
@@ -509,41 +664,40 @@
       <w:tr>
         <w:tc>
           <w:tcPr>
-            <w:tcW w:type="dxa" w:w="2160"/>
+            <w:tcW w:type="dxa" w:w="2880"/>
           </w:tcPr>
           <w:p>
             <w:r>
-              <w:t>14:36</w:t>
+              <w:rPr>
+                <w:sz w:val="18"/>
+              </w:rPr>
+              <w:t>07:12</w:t>
             </w:r>
           </w:p>
         </w:tc>
         <w:tc>
           <w:tcPr>
-            <w:tcW w:type="dxa" w:w="2160"/>
+            <w:tcW w:type="dxa" w:w="2880"/>
           </w:tcPr>
           <w:p>
             <w:r>
-              <w:t>Decision: rollback v2026.04.18</w:t>
+              <w:rPr>
+                <w:sz w:val="18"/>
+              </w:rPr>
+              <w:t>Smoke tests pass on approval-routing.</w:t>
             </w:r>
           </w:p>
         </w:tc>
         <w:tc>
           <w:tcPr>
-            <w:tcW w:type="dxa" w:w="2160"/>
+            <w:tcW w:type="dxa" w:w="2880"/>
           </w:tcPr>
           <w:p>
             <w:r>
-              <w:t>IC + Tech Lead</w:t>
-            </w:r>
-          </w:p>
-        </w:tc>
-        <w:tc>
-          <w:tcPr>
-            <w:tcW w:type="dxa" w:w="2160"/>
-          </w:tcPr>
-          <w:p>
-            <w:r>
-              <w:t>Rollback initiated</w:t>
+              <w:rPr>
+                <w:sz w:val="18"/>
+              </w:rPr>
+              <w:t>QA on-call</w:t>
             </w:r>
           </w:p>
         </w:tc>
@@ -551,41 +705,40 @@
       <w:tr>
         <w:tc>
           <w:tcPr>
-            <w:tcW w:type="dxa" w:w="2160"/>
+            <w:tcW w:type="dxa" w:w="2880"/>
           </w:tcPr>
           <w:p>
             <w:r>
-              <w:t>14:38</w:t>
+              <w:rPr>
+                <w:sz w:val="18"/>
+              </w:rPr>
+              <w:t>08:00</w:t>
             </w:r>
           </w:p>
         </w:tc>
         <w:tc>
           <w:tcPr>
-            <w:tcW w:type="dxa" w:w="2160"/>
+            <w:tcW w:type="dxa" w:w="2880"/>
           </w:tcPr>
           <w:p>
             <w:r>
-              <w:t>Status page updated — Investigating</w:t>
+              <w:rPr>
+                <w:sz w:val="18"/>
+              </w:rPr>
+              <w:t>User communication issued: 'service restored, please re-submit pending approvals'.</w:t>
             </w:r>
           </w:p>
         </w:tc>
         <w:tc>
           <w:tcPr>
-            <w:tcW w:type="dxa" w:w="2160"/>
+            <w:tcW w:type="dxa" w:w="2880"/>
           </w:tcPr>
           <w:p>
             <w:r>
-              <w:t>Atlassian Statuspage</w:t>
-            </w:r>
-          </w:p>
-        </w:tc>
-        <w:tc>
-          <w:tcPr>
-            <w:tcW w:type="dxa" w:w="2160"/>
-          </w:tcPr>
-          <w:p>
-            <w:r>
-              <w:t>—</w:t>
+              <w:rPr>
+                <w:sz w:val="18"/>
+              </w:rPr>
+              <w:t>Comms lead</w:t>
             </w:r>
           </w:p>
         </w:tc>
@@ -593,41 +746,40 @@
       <w:tr>
         <w:tc>
           <w:tcPr>
-            <w:tcW w:type="dxa" w:w="2160"/>
+            <w:tcW w:type="dxa" w:w="2880"/>
           </w:tcPr>
           <w:p>
             <w:r>
-              <w:t>14:42</w:t>
+              <w:rPr>
+                <w:sz w:val="18"/>
+              </w:rPr>
+              <w:t>08:47</w:t>
             </w:r>
           </w:p>
         </w:tc>
         <w:tc>
           <w:tcPr>
-            <w:tcW w:type="dxa" w:w="2160"/>
+            <w:tcW w:type="dxa" w:w="2880"/>
           </w:tcPr>
           <w:p>
             <w:r>
-              <w:t>Rollback initiated</w:t>
+              <w:rPr>
+                <w:sz w:val="18"/>
+              </w:rPr>
+              <w:t>Incident formally closed; postmortem scheduled.</w:t>
             </w:r>
           </w:p>
         </w:tc>
         <w:tc>
           <w:tcPr>
-            <w:tcW w:type="dxa" w:w="2160"/>
+            <w:tcW w:type="dxa" w:w="2880"/>
           </w:tcPr>
           <w:p>
             <w:r>
-              <w:t>Release pipeline</w:t>
-            </w:r>
-          </w:p>
-        </w:tc>
-        <w:tc>
-          <w:tcPr>
-            <w:tcW w:type="dxa" w:w="2160"/>
-          </w:tcPr>
-          <w:p>
-            <w:r>
-              <w:t>—</w:t>
+              <w:rPr>
+                <w:sz w:val="18"/>
+              </w:rPr>
+              <w:t>Incident Commander</w:t>
             </w:r>
           </w:p>
         </w:tc>
@@ -635,41 +787,308 @@
       <w:tr>
         <w:tc>
           <w:tcPr>
-            <w:tcW w:type="dxa" w:w="2160"/>
+            <w:tcW w:type="dxa" w:w="2880"/>
           </w:tcPr>
           <w:p>
             <w:r>
-              <w:t>14:54</w:t>
+              <w:rPr>
+                <w:sz w:val="18"/>
+              </w:rPr>
+              <w:t>10:30</w:t>
             </w:r>
           </w:p>
         </w:tc>
         <w:tc>
           <w:tcPr>
-            <w:tcW w:type="dxa" w:w="2160"/>
+            <w:tcW w:type="dxa" w:w="2880"/>
           </w:tcPr>
           <w:p>
             <w:r>
-              <w:t>Rollback complete in 3 of 4 regions</w:t>
+              <w:rPr>
+                <w:sz w:val="18"/>
+              </w:rPr>
+              <w:t>Postmortem held (this document).</w:t>
             </w:r>
           </w:p>
         </w:tc>
         <w:tc>
           <w:tcPr>
-            <w:tcW w:type="dxa" w:w="2160"/>
+            <w:tcW w:type="dxa" w:w="2880"/>
           </w:tcPr>
           <w:p>
             <w:r>
-              <w:t>Release pipeline</w:t>
+              <w:rPr>
+                <w:sz w:val="18"/>
+              </w:rPr>
+              <w:t>Mod Admin</w:t>
+            </w:r>
+          </w:p>
+        </w:tc>
+      </w:tr>
+    </w:tbl>
+    <w:p>
+      <w:pPr>
+        <w:spacing w:before="240" w:after="80"/>
+      </w:pPr>
+      <w:r>
+        <w:rPr>
+          <w:b/>
+          <w:color w:val="1F2D55"/>
+          <w:sz w:val="26"/>
+        </w:rPr>
+        <w:t>Impact</w:t>
+      </w:r>
+    </w:p>
+    <w:p>
+      <w:pPr>
+        <w:pStyle w:val="ListBullet"/>
+        <w:spacing w:after="40"/>
+      </w:pPr>
+      <w:r>
+        <w:rPr>
+          <w:sz w:val="20"/>
+        </w:rPr>
+        <w:t>Internal users affected: ~340 Finance/Procurement users in MY and ID.</w:t>
+      </w:r>
+    </w:p>
+    <w:p>
+      <w:pPr>
+        <w:pStyle w:val="ListBullet"/>
+        <w:spacing w:after="40"/>
+      </w:pPr>
+      <w:r>
+        <w:rPr>
+          <w:sz w:val="20"/>
+        </w:rPr>
+        <w:t>Transactions delayed: 47 approval workflows; all replayed successfully post-restoration.</w:t>
+      </w:r>
+    </w:p>
+    <w:p>
+      <w:pPr>
+        <w:pStyle w:val="ListBullet"/>
+        <w:spacing w:after="40"/>
+      </w:pPr>
+      <w:r>
+        <w:rPr>
+          <w:sz w:val="20"/>
+        </w:rPr>
+        <w:t>Financial impact: estimated MYR 18-24k in productivity loss; no revenue impact.</w:t>
+      </w:r>
+    </w:p>
+    <w:p>
+      <w:pPr>
+        <w:pStyle w:val="ListBullet"/>
+        <w:spacing w:after="40"/>
+      </w:pPr>
+      <w:r>
+        <w:rPr>
+          <w:sz w:val="20"/>
+        </w:rPr>
+        <w:t>Regulatory impact: none (no customer-facing systems affected).</w:t>
+      </w:r>
+    </w:p>
+    <w:p>
+      <w:pPr>
+        <w:pStyle w:val="ListBullet"/>
+        <w:spacing w:after="40"/>
+      </w:pPr>
+      <w:r>
+        <w:rPr>
+          <w:sz w:val="20"/>
+        </w:rPr>
+        <w:t>Customer impact: none.</w:t>
+      </w:r>
+    </w:p>
+    <w:p>
+      <w:pPr>
+        <w:spacing w:before="240" w:after="80"/>
+      </w:pPr>
+      <w:r>
+        <w:rPr>
+          <w:b/>
+          <w:color w:val="1F2D55"/>
+          <w:sz w:val="26"/>
+        </w:rPr>
+        <w:t>Root cause</w:t>
+      </w:r>
+    </w:p>
+    <w:p>
+      <w:pPr>
+        <w:spacing w:after="80"/>
+      </w:pPr>
+      <w:r>
+        <w:rPr>
+          <w:i w:val="0"/>
+          <w:sz w:val="20"/>
+        </w:rPr>
+        <w:t>The scheduled maintenance window included a deploy of the approval-routing service version 2.18.4. The deploy succeeded technically. However, the routing table for the 'finance approval' workflow had an undocumented dependency on a configuration row that was reset during the deploy. The smoke-test plan covered the happy-path workflow but did not include the specific approval-type that triggered the failure.</w:t>
+      </w:r>
+    </w:p>
+    <w:p>
+      <w:pPr>
+        <w:spacing w:before="240" w:after="80"/>
+      </w:pPr>
+      <w:r>
+        <w:rPr>
+          <w:b/>
+          <w:color w:val="1F2D55"/>
+          <w:sz w:val="26"/>
+        </w:rPr>
+        <w:t>Contributing factors</w:t>
+      </w:r>
+    </w:p>
+    <w:p>
+      <w:pPr>
+        <w:pStyle w:val="ListBullet"/>
+        <w:spacing w:after="40"/>
+      </w:pPr>
+      <w:r>
+        <w:rPr>
+          <w:sz w:val="20"/>
+        </w:rPr>
+        <w:t>Documentation gap: dependency on routing-table row not documented in the runbook.</w:t>
+      </w:r>
+    </w:p>
+    <w:p>
+      <w:pPr>
+        <w:pStyle w:val="ListBullet"/>
+        <w:spacing w:after="40"/>
+      </w:pPr>
+      <w:r>
+        <w:rPr>
+          <w:sz w:val="20"/>
+        </w:rPr>
+        <w:t>Smoke-test coverage: did not exercise the failing workflow path.</w:t>
+      </w:r>
+    </w:p>
+    <w:p>
+      <w:pPr>
+        <w:pStyle w:val="ListBullet"/>
+        <w:spacing w:after="40"/>
+      </w:pPr>
+      <w:r>
+        <w:rPr>
+          <w:sz w:val="20"/>
+        </w:rPr>
+        <w:t>Alerting maturity: detection was prompt but initial triage took 19 minutes — opportunity to compress.</w:t>
+      </w:r>
+    </w:p>
+    <w:p>
+      <w:pPr>
+        <w:pStyle w:val="ListBullet"/>
+        <w:spacing w:after="40"/>
+      </w:pPr>
+      <w:r>
+        <w:rPr>
+          <w:sz w:val="20"/>
+        </w:rPr>
+        <w:t>Communication: first user comms went out 41 minutes after detection — target is 15 minutes.</w:t>
+      </w:r>
+    </w:p>
+    <w:p>
+      <w:pPr>
+        <w:spacing w:before="240" w:after="80"/>
+      </w:pPr>
+      <w:r>
+        <w:rPr>
+          <w:b/>
+          <w:color w:val="1F2D55"/>
+          <w:sz w:val="26"/>
+        </w:rPr>
+        <w:t>Actions and ownership</w:t>
+      </w:r>
+    </w:p>
+    <w:tbl>
+      <w:tblPr>
+        <w:tblStyle w:val="LightGrid-Accent1"/>
+        <w:tblW w:type="auto" w:w="0"/>
+        <w:tblLook w:firstColumn="1" w:firstRow="1" w:lastColumn="0" w:lastRow="0" w:noHBand="0" w:noVBand="1" w:val="04A0"/>
+      </w:tblPr>
+      <w:tblGrid>
+        <w:gridCol w:w="1728"/>
+        <w:gridCol w:w="1728"/>
+        <w:gridCol w:w="1728"/>
+        <w:gridCol w:w="1728"/>
+        <w:gridCol w:w="1728"/>
+      </w:tblGrid>
+      <w:tr>
+        <w:tc>
+          <w:tcPr>
+            <w:tcW w:type="dxa" w:w="1728"/>
+            <w:shd w:val="clear" w:color="auto" w:fill="1F2D55"/>
+          </w:tcPr>
+          <w:p>
+            <w:r>
+              <w:rPr>
+                <w:b/>
+                <w:color w:val="FFFFFF"/>
+                <w:sz w:val="18"/>
+              </w:rPr>
+              <w:t>Ref</w:t>
             </w:r>
           </w:p>
         </w:tc>
         <w:tc>
           <w:tcPr>
-            <w:tcW w:type="dxa" w:w="2160"/>
+            <w:tcW w:type="dxa" w:w="1728"/>
+            <w:shd w:val="clear" w:color="auto" w:fill="1F2D55"/>
           </w:tcPr>
           <w:p>
             <w:r>
-              <w:t>SG, MY, ID rolled back</w:t>
+              <w:rPr>
+                <w:b/>
+                <w:color w:val="FFFFFF"/>
+                <w:sz w:val="18"/>
+              </w:rPr>
+              <w:t>Action</w:t>
+            </w:r>
+          </w:p>
+        </w:tc>
+        <w:tc>
+          <w:tcPr>
+            <w:tcW w:type="dxa" w:w="1728"/>
+            <w:shd w:val="clear" w:color="auto" w:fill="1F2D55"/>
+          </w:tcPr>
+          <w:p>
+            <w:r>
+              <w:rPr>
+                <w:b/>
+                <w:color w:val="FFFFFF"/>
+                <w:sz w:val="18"/>
+              </w:rPr>
+              <w:t>Owner</w:t>
+            </w:r>
+          </w:p>
+        </w:tc>
+        <w:tc>
+          <w:tcPr>
+            <w:tcW w:type="dxa" w:w="1728"/>
+            <w:shd w:val="clear" w:color="auto" w:fill="1F2D55"/>
+          </w:tcPr>
+          <w:p>
+            <w:r>
+              <w:rPr>
+                <w:b/>
+                <w:color w:val="FFFFFF"/>
+                <w:sz w:val="18"/>
+              </w:rPr>
+              <w:t>Target</w:t>
+            </w:r>
+          </w:p>
+        </w:tc>
+        <w:tc>
+          <w:tcPr>
+            <w:tcW w:type="dxa" w:w="1728"/>
+            <w:shd w:val="clear" w:color="auto" w:fill="1F2D55"/>
+          </w:tcPr>
+          <w:p>
+            <w:r>
+              <w:rPr>
+                <w:b/>
+                <w:color w:val="FFFFFF"/>
+                <w:sz w:val="18"/>
+              </w:rPr>
+              <w:t>Status</w:t>
             </w:r>
           </w:p>
         </w:tc>
@@ -677,41 +1096,66 @@
       <w:tr>
         <w:tc>
           <w:tcPr>
-            <w:tcW w:type="dxa" w:w="2160"/>
+            <w:tcW w:type="dxa" w:w="1728"/>
           </w:tcPr>
           <w:p>
             <w:r>
-              <w:t>14:58</w:t>
+              <w:rPr>
+                <w:sz w:val="18"/>
+              </w:rPr>
+              <w:t>A-01</w:t>
             </w:r>
           </w:p>
         </w:tc>
         <w:tc>
           <w:tcPr>
-            <w:tcW w:type="dxa" w:w="2160"/>
+            <w:tcW w:type="dxa" w:w="1728"/>
           </w:tcPr>
           <w:p>
             <w:r>
-              <w:t>Fourth region (PH) rolled back</w:t>
+              <w:rPr>
+                <w:sz w:val="18"/>
+              </w:rPr>
+              <w:t>Update runbook to document all routing-table dependencies</w:t>
             </w:r>
           </w:p>
         </w:tc>
         <w:tc>
           <w:tcPr>
-            <w:tcW w:type="dxa" w:w="2160"/>
+            <w:tcW w:type="dxa" w:w="1728"/>
           </w:tcPr>
           <w:p>
             <w:r>
-              <w:t>Release pipeline</w:t>
+              <w:rPr>
+                <w:sz w:val="18"/>
+              </w:rPr>
+              <w:t>Platform Eng</w:t>
             </w:r>
           </w:p>
         </w:tc>
         <w:tc>
           <w:tcPr>
-            <w:tcW w:type="dxa" w:w="2160"/>
+            <w:tcW w:type="dxa" w:w="1728"/>
           </w:tcPr>
           <w:p>
             <w:r>
-              <w:t>—</w:t>
+              <w:rPr>
+                <w:sz w:val="18"/>
+              </w:rPr>
+              <w:t>31 May 2026</w:t>
+            </w:r>
+          </w:p>
+        </w:tc>
+        <w:tc>
+          <w:tcPr>
+            <w:tcW w:type="dxa" w:w="1728"/>
+          </w:tcPr>
+          <w:p>
+            <w:r>
+              <w:rPr>
+                <w:sz w:val="18"/>
+              </w:rPr>
+              <w:t>Complete</w:t>
             </w:r>
           </w:p>
         </w:tc>
@@ -719,41 +1163,66 @@
       <w:tr>
         <w:tc>
           <w:tcPr>
-            <w:tcW w:type="dxa" w:w="2160"/>
+            <w:tcW w:type="dxa" w:w="1728"/>
           </w:tcPr>
           <w:p>
             <w:r>
-              <w:t>15:00</w:t>
+              <w:rPr>
+                <w:sz w:val="18"/>
+              </w:rPr>
+              <w:t>A-02</w:t>
             </w:r>
           </w:p>
         </w:tc>
         <w:tc>
           <w:tcPr>
-            <w:tcW w:type="dxa" w:w="2160"/>
+            <w:tcW w:type="dxa" w:w="1728"/>
           </w:tcPr>
           <w:p>
             <w:r>
-              <w:t>Authentication service nominal</w:t>
+              <w:rPr>
+                <w:sz w:val="18"/>
+              </w:rPr>
+              <w:t>Expand smoke-test suite to cover all approval-workflow types</w:t>
             </w:r>
           </w:p>
         </w:tc>
         <w:tc>
           <w:tcPr>
-            <w:tcW w:type="dxa" w:w="2160"/>
+            <w:tcW w:type="dxa" w:w="1728"/>
           </w:tcPr>
           <w:p>
             <w:r>
-              <w:t>Monitoring</w:t>
+              <w:rPr>
+                <w:sz w:val="18"/>
+              </w:rPr>
+              <w:t>QA Manager</w:t>
             </w:r>
           </w:p>
         </w:tc>
         <w:tc>
           <w:tcPr>
-            <w:tcW w:type="dxa" w:w="2160"/>
+            <w:tcW w:type="dxa" w:w="1728"/>
           </w:tcPr>
           <w:p>
             <w:r>
-              <w:t>Recovery confirmed</w:t>
+              <w:rPr>
+                <w:sz w:val="18"/>
+              </w:rPr>
+              <w:t>15 Jun 2026</w:t>
+            </w:r>
+          </w:p>
+        </w:tc>
+        <w:tc>
+          <w:tcPr>
+            <w:tcW w:type="dxa" w:w="1728"/>
+          </w:tcPr>
+          <w:p>
+            <w:r>
+              <w:rPr>
+                <w:sz w:val="18"/>
+              </w:rPr>
+              <w:t>Complete</w:t>
             </w:r>
           </w:p>
         </w:tc>
@@ -761,41 +1230,66 @@
       <w:tr>
         <w:tc>
           <w:tcPr>
-            <w:tcW w:type="dxa" w:w="2160"/>
+            <w:tcW w:type="dxa" w:w="1728"/>
           </w:tcPr>
           <w:p>
             <w:r>
-              <w:t>15:02</w:t>
+              <w:rPr>
+                <w:sz w:val="18"/>
+              </w:rPr>
+              <w:t>A-03</w:t>
             </w:r>
           </w:p>
         </w:tc>
         <w:tc>
           <w:tcPr>
-            <w:tcW w:type="dxa" w:w="2160"/>
+            <w:tcW w:type="dxa" w:w="1728"/>
           </w:tcPr>
           <w:p>
             <w:r>
-              <w:t>Status page updated — Monitoring</w:t>
+              <w:rPr>
+                <w:sz w:val="18"/>
+              </w:rPr>
+              <w:t>Tighten user-comms SLA to 15 min from detection for Sev-1/Sev-2</w:t>
             </w:r>
           </w:p>
         </w:tc>
         <w:tc>
           <w:tcPr>
-            <w:tcW w:type="dxa" w:w="2160"/>
+            <w:tcW w:type="dxa" w:w="1728"/>
           </w:tcPr>
           <w:p>
             <w:r>
-              <w:t>Atlassian Statuspage</w:t>
+              <w:rPr>
+                <w:sz w:val="18"/>
+              </w:rPr>
+              <w:t>IT Communications</w:t>
             </w:r>
           </w:p>
         </w:tc>
         <w:tc>
           <w:tcPr>
-            <w:tcW w:type="dxa" w:w="2160"/>
+            <w:tcW w:type="dxa" w:w="1728"/>
           </w:tcPr>
           <w:p>
             <w:r>
-              <w:t>—</w:t>
+              <w:rPr>
+                <w:sz w:val="18"/>
+              </w:rPr>
+              <w:t>30 Jun 2026</w:t>
+            </w:r>
+          </w:p>
+        </w:tc>
+        <w:tc>
+          <w:tcPr>
+            <w:tcW w:type="dxa" w:w="1728"/>
+          </w:tcPr>
+          <w:p>
+            <w:r>
+              <w:rPr>
+                <w:sz w:val="18"/>
+              </w:rPr>
+              <w:t>In progress</w:t>
             </w:r>
           </w:p>
         </w:tc>
@@ -803,41 +1297,66 @@
       <w:tr>
         <w:tc>
           <w:tcPr>
-            <w:tcW w:type="dxa" w:w="2160"/>
+            <w:tcW w:type="dxa" w:w="1728"/>
           </w:tcPr>
           <w:p>
             <w:r>
-              <w:t>15:38</w:t>
+              <w:rPr>
+                <w:sz w:val="18"/>
+              </w:rPr>
+              <w:t>A-04</w:t>
             </w:r>
           </w:p>
         </w:tc>
         <w:tc>
           <w:tcPr>
-            <w:tcW w:type="dxa" w:w="2160"/>
+            <w:tcW w:type="dxa" w:w="1728"/>
           </w:tcPr>
           <w:p>
             <w:r>
-              <w:t>Status page updated — Resolved</w:t>
+              <w:rPr>
+                <w:sz w:val="18"/>
+              </w:rPr>
+              <w:t>Add automated regression test for routing-table integrity post-deploy</w:t>
             </w:r>
           </w:p>
         </w:tc>
         <w:tc>
           <w:tcPr>
-            <w:tcW w:type="dxa" w:w="2160"/>
+            <w:tcW w:type="dxa" w:w="1728"/>
           </w:tcPr>
           <w:p>
             <w:r>
-              <w:t>Atlassian Statuspage</w:t>
+              <w:rPr>
+                <w:sz w:val="18"/>
+              </w:rPr>
+              <w:t>DevOps</w:t>
             </w:r>
           </w:p>
         </w:tc>
         <w:tc>
           <w:tcPr>
-            <w:tcW w:type="dxa" w:w="2160"/>
+            <w:tcW w:type="dxa" w:w="1728"/>
           </w:tcPr>
           <w:p>
             <w:r>
-              <w:t>—</w:t>
+              <w:rPr>
+                <w:sz w:val="18"/>
+              </w:rPr>
+              <w:t>30 Jun 2026</w:t>
+            </w:r>
+          </w:p>
+        </w:tc>
+        <w:tc>
+          <w:tcPr>
+            <w:tcW w:type="dxa" w:w="1728"/>
+          </w:tcPr>
+          <w:p>
+            <w:r>
+              <w:rPr>
+                <w:sz w:val="18"/>
+              </w:rPr>
+              <w:t>In progress</w:t>
             </w:r>
           </w:p>
         </w:tc>
@@ -845,41 +1364,66 @@
       <w:tr>
         <w:tc>
           <w:tcPr>
-            <w:tcW w:type="dxa" w:w="2160"/>
+            <w:tcW w:type="dxa" w:w="1728"/>
           </w:tcPr>
           <w:p>
             <w:r>
-              <w:t>16:08</w:t>
+              <w:rPr>
+                <w:sz w:val="18"/>
+              </w:rPr>
+              <w:t>A-05</w:t>
             </w:r>
           </w:p>
         </w:tc>
         <w:tc>
           <w:tcPr>
-            <w:tcW w:type="dxa" w:w="2160"/>
+            <w:tcW w:type="dxa" w:w="1728"/>
           </w:tcPr>
           <w:p>
             <w:r>
-              <w:t>Regulator notification submitted</w:t>
+              <w:rPr>
+                <w:sz w:val="18"/>
+              </w:rPr>
+              <w:t>Re-train on-call rota on the updated runbook</w:t>
             </w:r>
           </w:p>
         </w:tc>
         <w:tc>
           <w:tcPr>
-            <w:tcW w:type="dxa" w:w="2160"/>
+            <w:tcW w:type="dxa" w:w="1728"/>
           </w:tcPr>
           <w:p>
             <w:r>
-              <w:t>Compliance</w:t>
+              <w:rPr>
+                <w:sz w:val="18"/>
+              </w:rPr>
+              <w:t>Platform Eng</w:t>
             </w:r>
           </w:p>
         </w:tc>
         <w:tc>
           <w:tcPr>
-            <w:tcW w:type="dxa" w:w="2160"/>
+            <w:tcW w:type="dxa" w:w="1728"/>
           </w:tcPr>
           <w:p>
             <w:r>
-              <w:t>Filed within 4h window</w:t>
+              <w:rPr>
+                <w:sz w:val="18"/>
+              </w:rPr>
+              <w:t>30 Jun 2026</w:t>
+            </w:r>
+          </w:p>
+        </w:tc>
+        <w:tc>
+          <w:tcPr>
+            <w:tcW w:type="dxa" w:w="1728"/>
+          </w:tcPr>
+          <w:p>
+            <w:r>
+              <w:rPr>
+                <w:sz w:val="18"/>
+              </w:rPr>
+              <w:t>In progress</w:t>
             </w:r>
           </w:p>
         </w:tc>
@@ -887,53 +1431,192 @@
       <w:tr>
         <w:tc>
           <w:tcPr>
-            <w:tcW w:type="dxa" w:w="2160"/>
+            <w:tcW w:type="dxa" w:w="1728"/>
           </w:tcPr>
           <w:p>
             <w:r>
-              <w:t>18:00</w:t>
+              <w:rPr>
+                <w:sz w:val="18"/>
+              </w:rPr>
+              <w:t>A-06</w:t>
             </w:r>
           </w:p>
         </w:tc>
         <w:tc>
           <w:tcPr>
-            <w:tcW w:type="dxa" w:w="2160"/>
+            <w:tcW w:type="dxa" w:w="1728"/>
           </w:tcPr>
           <w:p>
             <w:r>
-              <w:t>War room debrief</w:t>
+              <w:rPr>
+                <w:sz w:val="18"/>
+              </w:rPr>
+              <w:t>Add this incident to the quarterly trends review for thematic learning</w:t>
             </w:r>
           </w:p>
         </w:tc>
         <w:tc>
           <w:tcPr>
-            <w:tcW w:type="dxa" w:w="2160"/>
+            <w:tcW w:type="dxa" w:w="1728"/>
           </w:tcPr>
           <w:p>
             <w:r>
-              <w:t>Teams</w:t>
+              <w:rPr>
+                <w:sz w:val="18"/>
+              </w:rPr>
+              <w:t>Head of Platform</w:t>
             </w:r>
           </w:p>
         </w:tc>
         <w:tc>
           <w:tcPr>
-            <w:tcW w:type="dxa" w:w="2160"/>
+            <w:tcW w:type="dxa" w:w="1728"/>
           </w:tcPr>
           <w:p>
             <w:r>
-              <w:t>Action items captured</w:t>
+              <w:rPr>
+                <w:sz w:val="18"/>
+              </w:rPr>
+              <w:t>Recurring</w:t>
+            </w:r>
+          </w:p>
+        </w:tc>
+        <w:tc>
+          <w:tcPr>
+            <w:tcW w:type="dxa" w:w="1728"/>
+          </w:tcPr>
+          <w:p>
+            <w:r>
+              <w:rPr>
+                <w:sz w:val="18"/>
+              </w:rPr>
+              <w:t>Complete</w:t>
             </w:r>
           </w:p>
         </w:tc>
       </w:tr>
     </w:tbl>
     <w:p>
+      <w:pPr>
+        <w:spacing w:before="240" w:after="80"/>
+      </w:pPr>
       <w:r>
         <w:rPr>
-          <w:b w:val="0"/>
+          <w:b/>
+          <w:color w:val="1F2D55"/>
+          <w:sz w:val="26"/>
+        </w:rPr>
+        <w:t>Lessons learned</w:t>
+      </w:r>
+    </w:p>
+    <w:p>
+      <w:pPr>
+        <w:pStyle w:val="ListBullet"/>
+        <w:spacing w:after="40"/>
+      </w:pPr>
+      <w:r>
+        <w:rPr>
+          <w:sz w:val="20"/>
+        </w:rPr>
+        <w:t>Maintenance windows must include automated post-deploy regression for all critical workflows, not only happy-path.</w:t>
+      </w:r>
+    </w:p>
+    <w:p>
+      <w:pPr>
+        <w:pStyle w:val="ListBullet"/>
+        <w:spacing w:after="40"/>
+      </w:pPr>
+      <w:r>
+        <w:rPr>
+          <w:sz w:val="20"/>
+        </w:rPr>
+        <w:t>Runbook documentation completeness should be audited quarterly, not ad hoc.</w:t>
+      </w:r>
+    </w:p>
+    <w:p>
+      <w:pPr>
+        <w:pStyle w:val="ListBullet"/>
+        <w:spacing w:after="40"/>
+      </w:pPr>
+      <w:r>
+        <w:rPr>
+          <w:sz w:val="20"/>
+        </w:rPr>
+        <w:t>First user comms within 15 minutes is achievable with a pre-approved template and a stand-up SRE comms role.</w:t>
+      </w:r>
+    </w:p>
+    <w:p>
+      <w:pPr>
+        <w:pStyle w:val="ListBullet"/>
+        <w:spacing w:after="40"/>
+      </w:pPr>
+      <w:r>
+        <w:rPr>
+          <w:sz w:val="20"/>
+        </w:rPr>
+        <w:t>War-room tooling worked well (Teams + bridge + shared status doc) — keep as standard.</w:t>
+      </w:r>
+    </w:p>
+    <w:p>
+      <w:pPr>
+        <w:spacing w:before="240" w:after="80"/>
+      </w:pPr>
+      <w:r>
+        <w:rPr>
+          <w:b/>
+          <w:color w:val="1F2D55"/>
+          <w:sz w:val="26"/>
+        </w:rPr>
+        <w:t>Sign-off</w:t>
+      </w:r>
+    </w:p>
+    <w:p>
+      <w:pPr>
+        <w:spacing w:after="80"/>
+      </w:pPr>
+      <w:r>
+        <w:rPr>
+          <w:i w:val="0"/>
+          <w:sz w:val="20"/>
+        </w:rPr>
+        <w:t>Incident Commander: Mod Admin</w:t>
+      </w:r>
+    </w:p>
+    <w:p>
+      <w:pPr>
+        <w:spacing w:after="80"/>
+      </w:pPr>
+      <w:r>
+        <w:rPr>
+          <w:i w:val="0"/>
+          <w:sz w:val="20"/>
+        </w:rPr>
+        <w:t>Tech lead: Ahmad Faizal</w:t>
+      </w:r>
+    </w:p>
+    <w:p>
+      <w:pPr>
+        <w:spacing w:after="80"/>
+      </w:pPr>
+      <w:r>
+        <w:rPr>
+          <w:i w:val="0"/>
+          <w:sz w:val="20"/>
+        </w:rPr>
+        <w:t>Reviewed by: Group Risk Committee, week ending 31 May 2026</w:t>
+      </w:r>
+    </w:p>
+    <w:p>
+      <w:pPr>
+        <w:jc w:val="center"/>
+      </w:pPr>
+      <w:r>
+        <w:rPr>
           <w:i/>
+          <w:color w:val="9CA3AF"/>
+          <w:sz w:val="16"/>
         </w:rPr>
-        <w:t>Incident Commander: Mod Admin (Group Digital Operations) · Tech Lead: Engineering Lead · Communications Lead: Sasha Ouellet (Group CoS)</w:t>
+        <w:t>— END OF DOCUMENT —</w:t>
       </w:r>
     </w:p>
     <w:sectPr>
@@ -1309,10 +1992,6 @@
     <w:name w:val="Normal"/>
     <w:qFormat/>
     <w:rsid w:val="00FC693F"/>
-    <w:rPr>
-      <w:rFonts w:ascii="Calibri" w:hAnsi="Calibri"/>
-      <w:sz w:val="22"/>
-    </w:rPr>
   </w:style>
   <w:style w:type="paragraph" w:styleId="Header">
     <w:name w:val="header"/>
